--- a/docs/sdlc/50_operation/WS2D-UM-001_ユーザーマニュアル.docx
+++ b/docs/sdlc/50_operation/WS2D-UM-001_ユーザーマニュアル.docx
@@ -3386,10 +3386,57 @@
         <w:rPr>
           <w:rFonts w:ascii="Yu Gothic" w:hAnsi="Yu Gothic" w:eastAsia="Yu Gothic"/>
         </w:rPr>
-        <w:t>成功すると、次に表示されるのは4.3の「ユーザー選択」画面</w:t>
+        <w:t>成功すると、次に表示されるのは4.3の「テナント選択」画面</w:t>
       </w:r>
     </w:p>
     <w:p>
+      <w:r>
+        <w:rPr>
+          <w:rFonts w:ascii="Yu Gothic" w:hAnsi="Yu Gothic" w:eastAsia="Yu Gothic"/>
+        </w:rPr>
+        <w:t xml:space="preserve">&gt; </w:t>
+      </w:r>
+      <w:r>
+        <w:rPr>
+          <w:rFonts w:ascii="Yu Gothic" w:hAnsi="Yu Gothic" w:eastAsia="Yu Gothic"/>
+          <w:b/>
+        </w:rPr>
+        <w:t>初期管理者</w:t>
+      </w:r>
+      <w:r>
+        <w:rPr>
+          <w:rFonts w:ascii="Yu Gothic" w:hAnsi="Yu Gothic" w:eastAsia="Yu Gothic"/>
+        </w:rPr>
+        <w:t xml:space="preserve">: 利用者が1人も登録されていないサーバーを起動すると、ログインID </w:t>
+      </w:r>
+      <w:r>
+        <w:rPr>
+          <w:rFonts w:ascii="Consolas" w:hAnsi="Consolas" w:eastAsia="Consolas"/>
+          <w:sz w:val="18"/>
+        </w:rPr>
+        <w:t>admin</w:t>
+      </w:r>
+      <w:r>
+        <w:rPr>
+          <w:rFonts w:ascii="Yu Gothic" w:hAnsi="Yu Gothic" w:eastAsia="Yu Gothic"/>
+        </w:rPr>
+        <w:t xml:space="preserve"> / &gt; パスワード </w:t>
+      </w:r>
+      <w:r>
+        <w:rPr>
+          <w:rFonts w:ascii="Consolas" w:hAnsi="Consolas" w:eastAsia="Consolas"/>
+          <w:sz w:val="18"/>
+        </w:rPr>
+        <w:t>password</w:t>
+      </w:r>
+      <w:r>
+        <w:rPr>
+          <w:rFonts w:ascii="Yu Gothic" w:hAnsi="Yu Gothic" w:eastAsia="Yu Gothic"/>
+        </w:rPr>
+        <w:t xml:space="preserve"> の管理者が自動作成される。ログイン画面にもこの資格情報が案内される。 &gt; 誰として作業するかはログインで決まる（以前あった「ユーザー選択」画面は廃止された）。</w:t>
+      </w:r>
+    </w:p>
+    <w:p>
       <w:pPr>
         <w:pStyle w:val="Heading3"/>
       </w:pPr>
@@ -3404,7 +3451,7 @@
           <w:rFonts w:ascii="Yu Gothic" w:hAnsi="Yu Gothic" w:eastAsia="Yu Gothic"/>
           <w:color w:val="1F3763"/>
         </w:rPr>
-        <w:t>4.3 ユーザー選択（画面ID: SC-04、</w:t>
+        <w:t>4.3 テナント選択（画面ID: SC-05、</w:t>
       </w:r>
       <w:r>
         <w:rPr>
@@ -3412,14 +3459,14 @@
           <w:color w:val="1F3763"/>
           <w:sz w:val="18"/>
         </w:rPr>
-        <w:t>/auth/user</w:t>
+        <w:t>/auth/tenant</w:t>
       </w:r>
       <w:r>
         <w:rPr>
           <w:rFonts w:ascii="Yu Gothic" w:hAnsi="Yu Gothic" w:eastAsia="Yu Gothic"/>
           <w:color w:val="1F3763"/>
         </w:rPr>
-        <w:t>、STEP 1/3）</w:t>
+        <w:t>、STEP 1/2）</w:t>
       </w:r>
     </w:p>
     <w:p>
@@ -3437,7 +3484,7 @@
           <w:rFonts w:ascii="Yu Gothic" w:hAnsi="Yu Gothic" w:eastAsia="Yu Gothic"/>
           <w:b/>
         </w:rPr>
-        <w:t>どのユーザーとして使いますか？</w:t>
+        <w:t>どのテナントで作業しますか？</w:t>
       </w:r>
       <w:r>
         <w:rPr>
@@ -3454,20 +3501,46 @@
         <w:rPr>
           <w:rFonts w:ascii="Yu Gothic" w:hAnsi="Yu Gothic" w:eastAsia="Yu Gothic"/>
         </w:rPr>
-        <w:t>自分自身のアカウントは「</w:t>
+        <w:t>所属しているワークスペースがカード形式で並ぶ。各カードには「</w:t>
       </w:r>
       <w:r>
         <w:rPr>
           <w:rFonts w:ascii="Yu Gothic" w:hAnsi="Yu Gothic" w:eastAsia="Yu Gothic"/>
           <w:b/>
         </w:rPr>
-        <w:t>ログイン中のアカウント</w:t>
-      </w:r>
-      <w:r>
-        <w:rPr>
-          <w:rFonts w:ascii="Yu Gothic" w:hAnsi="Yu Gothic" w:eastAsia="Yu Gothic"/>
-        </w:rPr>
-        <w:t>」バッジ付きで一番上に表示される</w:t>
+        <w:t>メンバー N 人</w:t>
+      </w:r>
+      <w:r>
+        <w:rPr>
+          <w:rFonts w:ascii="Yu Gothic" w:hAnsi="Yu Gothic" w:eastAsia="Yu Gothic"/>
+        </w:rPr>
+        <w:t>」「</w:t>
+      </w:r>
+      <w:r>
+        <w:rPr>
+          <w:rFonts w:ascii="Yu Gothic" w:hAnsi="Yu Gothic" w:eastAsia="Yu Gothic"/>
+          <w:b/>
+        </w:rPr>
+        <w:t>開く →</w:t>
+      </w:r>
+      <w:r>
+        <w:rPr>
+          <w:rFonts w:ascii="Yu Gothic" w:hAnsi="Yu Gothic" w:eastAsia="Yu Gothic"/>
+        </w:rPr>
+        <w:t>」が表示され、現在選択中のテナントには「</w:t>
+      </w:r>
+      <w:r>
+        <w:rPr>
+          <w:rFonts w:ascii="Yu Gothic" w:hAnsi="Yu Gothic" w:eastAsia="Yu Gothic"/>
+          <w:b/>
+        </w:rPr>
+        <w:t>選択中</w:t>
+      </w:r>
+      <w:r>
+        <w:rPr>
+          <w:rFonts w:ascii="Yu Gothic" w:hAnsi="Yu Gothic" w:eastAsia="Yu Gothic"/>
+        </w:rPr>
+        <w:t>」の表示が付く</w:t>
       </w:r>
     </w:p>
     <w:p>
@@ -3478,20 +3551,20 @@
         <w:rPr>
           <w:rFonts w:ascii="Yu Gothic" w:hAnsi="Yu Gothic" w:eastAsia="Yu Gothic"/>
         </w:rPr>
-        <w:t>切替可能な他の利用者（パスワード未設定の利用者に限る）がいる場合、「</w:t>
+        <w:t>どのワークスペースにも所属していない場合は「</w:t>
       </w:r>
       <w:r>
         <w:rPr>
           <w:rFonts w:ascii="Yu Gothic" w:hAnsi="Yu Gothic" w:eastAsia="Yu Gothic"/>
           <w:b/>
         </w:rPr>
-        <w:t>切り替えて使う</w:t>
-      </w:r>
-      <w:r>
-        <w:rPr>
-          <w:rFonts w:ascii="Yu Gothic" w:hAnsi="Yu Gothic" w:eastAsia="Yu Gothic"/>
-        </w:rPr>
-        <w:t>」という区切りの下に一覧表示される。パスワードを設定した利用者へは切り替えできない旨が画面下部に注記される</w:t>
+        <w:t>まだどのテナントにも所属していません。</w:t>
+      </w:r>
+      <w:r>
+        <w:rPr>
+          <w:rFonts w:ascii="Yu Gothic" w:hAnsi="Yu Gothic" w:eastAsia="Yu Gothic"/>
+        </w:rPr>
+        <w:t>」というメッセージと、自分のメールアドレスを管理者に伝えるよう促す案内が表示される</w:t>
       </w:r>
     </w:p>
     <w:p>
@@ -3502,11 +3575,35 @@
         <w:rPr>
           <w:rFonts w:ascii="Yu Gothic" w:hAnsi="Yu Gothic" w:eastAsia="Yu Gothic"/>
         </w:rPr>
-        <w:t>使いたいユーザーをクリックすると、次は4.4の「テナント選択」画面へ進む</w:t>
+        <w:t>使いたいテナントのカードをクリックすると、次は4.4の「システム選択」画面へ進む</w:t>
       </w:r>
     </w:p>
     <w:p>
       <w:pPr>
+        <w:pStyle w:val="ListNumber"/>
+      </w:pPr>
+      <w:r>
+        <w:rPr>
+          <w:rFonts w:ascii="Yu Gothic" w:hAnsi="Yu Gothic" w:eastAsia="Yu Gothic"/>
+        </w:rPr>
+        <w:t>管理者ロールを持つ利用者には、画面下部に管理画面（</w:t>
+      </w:r>
+      <w:r>
+        <w:rPr>
+          <w:rFonts w:ascii="Consolas" w:hAnsi="Consolas" w:eastAsia="Consolas"/>
+          <w:sz w:val="18"/>
+        </w:rPr>
+        <w:t>/admin/console</w:t>
+      </w:r>
+      <w:r>
+        <w:rPr>
+          <w:rFonts w:ascii="Yu Gothic" w:hAnsi="Yu Gothic" w:eastAsia="Yu Gothic"/>
+        </w:rPr>
+        <w:t>）への案内リンクが追加表示される</w:t>
+      </w:r>
+    </w:p>
+    <w:p>
+      <w:pPr>
         <w:pStyle w:val="Heading3"/>
       </w:pPr>
       <w:r>
@@ -3520,7 +3617,7 @@
           <w:rFonts w:ascii="Yu Gothic" w:hAnsi="Yu Gothic" w:eastAsia="Yu Gothic"/>
           <w:color w:val="1F3763"/>
         </w:rPr>
-        <w:t>4.4 テナント選択（画面ID: SC-05、</w:t>
+        <w:t>4.4 システム選択（画面ID: SC-07、</w:t>
       </w:r>
       <w:r>
         <w:rPr>
@@ -3528,14 +3625,14 @@
           <w:color w:val="1F3763"/>
           <w:sz w:val="18"/>
         </w:rPr>
-        <w:t>/auth/tenant</w:t>
+        <w:t>/systems</w:t>
       </w:r>
       <w:r>
         <w:rPr>
           <w:rFonts w:ascii="Yu Gothic" w:hAnsi="Yu Gothic" w:eastAsia="Yu Gothic"/>
           <w:color w:val="1F3763"/>
         </w:rPr>
-        <w:t>、STEP 2/3）</w:t>
+        <w:t>）</w:t>
       </w:r>
     </w:p>
     <w:p>
@@ -3553,13 +3650,13 @@
           <w:rFonts w:ascii="Yu Gothic" w:hAnsi="Yu Gothic" w:eastAsia="Yu Gothic"/>
           <w:b/>
         </w:rPr>
-        <w:t>どのテナントで作業しますか？</w:t>
-      </w:r>
-      <w:r>
-        <w:rPr>
-          <w:rFonts w:ascii="Yu Gothic" w:hAnsi="Yu Gothic" w:eastAsia="Yu Gothic"/>
-        </w:rPr>
-        <w:t>」が表示される</w:t>
+        <w:t>どのシステムを使いますか？</w:t>
+      </w:r>
+      <w:r>
+        <w:rPr>
+          <w:rFonts w:ascii="Yu Gothic" w:hAnsi="Yu Gothic" w:eastAsia="Yu Gothic"/>
+        </w:rPr>
+        <w:t>」が表示される。3枚のカードが並ぶ</w:t>
       </w:r>
     </w:p>
     <w:p>
@@ -3569,47 +3666,28 @@
       <w:r>
         <w:rPr>
           <w:rFonts w:ascii="Yu Gothic" w:hAnsi="Yu Gothic" w:eastAsia="Yu Gothic"/>
-        </w:rPr>
-        <w:t>所属しているワークスペースがカード形式で並ぶ。各カードには「</w:t>
-      </w:r>
-      <w:r>
-        <w:rPr>
-          <w:rFonts w:ascii="Yu Gothic" w:hAnsi="Yu Gothic" w:eastAsia="Yu Gothic"/>
           <w:b/>
         </w:rPr>
-        <w:t>メンバー N 人</w:t>
-      </w:r>
-      <w:r>
-        <w:rPr>
-          <w:rFonts w:ascii="Yu Gothic" w:hAnsi="Yu Gothic" w:eastAsia="Yu Gothic"/>
-        </w:rPr>
-        <w:t>」「</w:t>
+        <w:t>System 01「ドキュメント作成」</w:t>
+      </w:r>
+      <w:r>
+        <w:rPr>
+          <w:rFonts w:ascii="Yu Gothic" w:hAnsi="Yu Gothic" w:eastAsia="Yu Gothic"/>
+        </w:rPr>
+        <w:t>: 「URLを渡すと、画面仕様書・遷移図・項目定義を生成します。認証・対象範囲・前回差分にも対応。」カード末尾の「</w:t>
       </w:r>
       <w:r>
         <w:rPr>
           <w:rFonts w:ascii="Yu Gothic" w:hAnsi="Yu Gothic" w:eastAsia="Yu Gothic"/>
           <w:b/>
         </w:rPr>
-        <w:t>開く →</w:t>
-      </w:r>
-      <w:r>
-        <w:rPr>
-          <w:rFonts w:ascii="Yu Gothic" w:hAnsi="Yu Gothic" w:eastAsia="Yu Gothic"/>
-        </w:rPr>
-        <w:t>」が表示され、現在選択中のテナントには「</w:t>
-      </w:r>
-      <w:r>
-        <w:rPr>
-          <w:rFonts w:ascii="Yu Gothic" w:hAnsi="Yu Gothic" w:eastAsia="Yu Gothic"/>
-          <w:b/>
-        </w:rPr>
-        <w:t>選択中</w:t>
-      </w:r>
-      <w:r>
-        <w:rPr>
-          <w:rFonts w:ascii="Yu Gothic" w:hAnsi="Yu Gothic" w:eastAsia="Yu Gothic"/>
-        </w:rPr>
-        <w:t>」の表示が付く</w:t>
+        <w:t>ドキュメント作成を開く →</w:t>
+      </w:r>
+      <w:r>
+        <w:rPr>
+          <w:rFonts w:ascii="Yu Gothic" w:hAnsi="Yu Gothic" w:eastAsia="Yu Gothic"/>
+        </w:rPr>
+        <w:t>」を押すとダッシュボードへ進む（5章）</w:t>
       </w:r>
     </w:p>
     <w:p>
@@ -3619,21 +3697,28 @@
       <w:r>
         <w:rPr>
           <w:rFonts w:ascii="Yu Gothic" w:hAnsi="Yu Gothic" w:eastAsia="Yu Gothic"/>
-        </w:rPr>
-        <w:t>どのワークスペースにも所属していない場合は「</w:t>
-      </w:r>
-      <w:r>
-        <w:rPr>
-          <w:rFonts w:ascii="Yu Gothic" w:hAnsi="Yu Gothic" w:eastAsia="Yu Gothic"/>
           <w:b/>
         </w:rPr>
-        <w:t>まだどのテナントにも所属していません。</w:t>
-      </w:r>
-      <w:r>
-        <w:rPr>
-          <w:rFonts w:ascii="Yu Gothic" w:hAnsi="Yu Gothic" w:eastAsia="Yu Gothic"/>
-        </w:rPr>
-        <w:t>」というメッセージと、自分のメールアドレスを管理者に伝えるよう促す案内が表示される</w:t>
+        <w:t>System 02「AutoRun」</w:t>
+      </w:r>
+      <w:r>
+        <w:rPr>
+          <w:rFonts w:ascii="Yu Gothic" w:hAnsi="Yu Gothic" w:eastAsia="Yu Gothic"/>
+        </w:rPr>
+        <w:t>（「独立システム」バッジ付き）: 「ベテランQAとして、受領から実行完了レポートの納品まで。」カード末尾の「</w:t>
+      </w:r>
+      <w:r>
+        <w:rPr>
+          <w:rFonts w:ascii="Yu Gothic" w:hAnsi="Yu Gothic" w:eastAsia="Yu Gothic"/>
+          <w:b/>
+        </w:rPr>
+        <w:t>AutoRunを開く →</w:t>
+      </w:r>
+      <w:r>
+        <w:rPr>
+          <w:rFonts w:ascii="Yu Gothic" w:hAnsi="Yu Gothic" w:eastAsia="Yu Gothic"/>
+        </w:rPr>
+        <w:t>」を押すとAutoRun画面へ進む（6章）</w:t>
       </w:r>
     </w:p>
     <w:p>
@@ -3643,8 +3728,28 @@
       <w:r>
         <w:rPr>
           <w:rFonts w:ascii="Yu Gothic" w:hAnsi="Yu Gothic" w:eastAsia="Yu Gothic"/>
-        </w:rPr>
-        <w:t>使いたいテナントのカードをクリックすると、次は4.5の「システム選択」画面へ進む</w:t>
+          <w:b/>
+        </w:rPr>
+        <w:t>System 03「CLIモード」</w:t>
+      </w:r>
+      <w:r>
+        <w:rPr>
+          <w:rFonts w:ascii="Yu Gothic" w:hAnsi="Yu Gothic" w:eastAsia="Yu Gothic"/>
+        </w:rPr>
+        <w:t>（「画面なし」バッジ付き）: 「同じ機能を端末から。ブラウザを開かずに解析・AutoRun・テスト実行まで回せます。」カード末尾の「</w:t>
+      </w:r>
+      <w:r>
+        <w:rPr>
+          <w:rFonts w:ascii="Yu Gothic" w:hAnsi="Yu Gothic" w:eastAsia="Yu Gothic"/>
+          <w:b/>
+        </w:rPr>
+        <w:t>CLIの使い方を見る →</w:t>
+      </w:r>
+      <w:r>
+        <w:rPr>
+          <w:rFonts w:ascii="Yu Gothic" w:hAnsi="Yu Gothic" w:eastAsia="Yu Gothic"/>
+        </w:rPr>
+        <w:t>」を押すと案内ページ（画面ID: SC-12）へ進む</w:t>
       </w:r>
     </w:p>
     <w:p>
@@ -3655,53 +3760,95 @@
         <w:rPr>
           <w:rFonts w:ascii="Yu Gothic" w:hAnsi="Yu Gothic" w:eastAsia="Yu Gothic"/>
         </w:rPr>
-        <w:t>管理者ロールを持つ利用者には、画面下部に管理画面（</w:t>
+        <w:t>いつでもこの画面に戻ってシステムを切り替えられる。共通なのはログインとアカウントだけで、各システムの入口・世界観・ナビゲーションは独立している</w:t>
+      </w:r>
+    </w:p>
+    <w:p>
+      <w:pPr>
+        <w:pStyle w:val="Heading3"/>
+      </w:pPr>
+      <w:r>
+        <w:rPr>
+          <w:rFonts w:ascii="Yu Gothic" w:hAnsi="Yu Gothic" w:eastAsia="Yu Gothic"/>
+          <w:color w:val="1F3763"/>
+        </w:rPr>
+      </w:r>
+      <w:r>
+        <w:rPr>
+          <w:rFonts w:ascii="Yu Gothic" w:hAnsi="Yu Gothic" w:eastAsia="Yu Gothic"/>
+          <w:color w:val="1F3763"/>
+        </w:rPr>
+        <w:t>4.5 ユーザーメニュー（トップバー右上）</w:t>
+      </w:r>
+    </w:p>
+    <w:p>
+      <w:r>
+        <w:rPr>
+          <w:rFonts w:ascii="Yu Gothic" w:hAnsi="Yu Gothic" w:eastAsia="Yu Gothic"/>
+        </w:rPr>
+        <w:t>作業画面のトップバー右上にあるアイコン（アバター＋表示名）を押すと、メニューが開きます。項目は4つです。</w:t>
+      </w:r>
+    </w:p>
+    <w:p>
+      <w:pPr>
+        <w:pStyle w:val="ListNumber"/>
+      </w:pPr>
+      <w:r>
+        <w:rPr>
+          <w:rFonts w:ascii="Yu Gothic" w:hAnsi="Yu Gothic" w:eastAsia="Yu Gothic"/>
+          <w:b/>
+        </w:rPr>
+        <w:t>個人設定</w:t>
+      </w:r>
+      <w:r>
+        <w:rPr>
+          <w:rFonts w:ascii="Yu Gothic" w:hAnsi="Yu Gothic" w:eastAsia="Yu Gothic"/>
+        </w:rPr>
+        <w:t>（画面ID: SC-06、</w:t>
       </w:r>
       <w:r>
         <w:rPr>
           <w:rFonts w:ascii="Consolas" w:hAnsi="Consolas" w:eastAsia="Consolas"/>
           <w:sz w:val="18"/>
         </w:rPr>
-        <w:t>/admin/console</w:t>
-      </w:r>
-      <w:r>
-        <w:rPr>
-          <w:rFonts w:ascii="Yu Gothic" w:hAnsi="Yu Gothic" w:eastAsia="Yu Gothic"/>
-        </w:rPr>
-        <w:t>）への案内リンクが追加表示される</w:t>
+        <w:t>/account</w:t>
+      </w:r>
+      <w:r>
+        <w:rPr>
+          <w:rFonts w:ascii="Yu Gothic" w:hAnsi="Yu Gothic" w:eastAsia="Yu Gothic"/>
+        </w:rPr>
+        <w:t>）: プロフィールの確認とパスワード変更。管理者はメンバー管理とAPIトークンも操作できる</w:t>
       </w:r>
     </w:p>
     <w:p>
       <w:pPr>
-        <w:pStyle w:val="Heading3"/>
-      </w:pPr>
-      <w:r>
-        <w:rPr>
-          <w:rFonts w:ascii="Yu Gothic" w:hAnsi="Yu Gothic" w:eastAsia="Yu Gothic"/>
-          <w:color w:val="1F3763"/>
-        </w:rPr>
-      </w:r>
-      <w:r>
-        <w:rPr>
-          <w:rFonts w:ascii="Yu Gothic" w:hAnsi="Yu Gothic" w:eastAsia="Yu Gothic"/>
-          <w:color w:val="1F3763"/>
-        </w:rPr>
-        <w:t>4.5 システム選択（画面ID: SC-07、</w:t>
-      </w:r>
-      <w:r>
-        <w:rPr>
-          <w:rFonts w:ascii="Yu Gothic" w:hAnsi="Yu Gothic" w:eastAsia="Yu Gothic"/>
-          <w:color w:val="1F3763"/>
+        <w:pStyle w:val="ListNumber"/>
+      </w:pPr>
+      <w:r>
+        <w:rPr>
+          <w:rFonts w:ascii="Yu Gothic" w:hAnsi="Yu Gothic" w:eastAsia="Yu Gothic"/>
+          <w:b/>
+        </w:rPr>
+        <w:t>ユーザーガイド</w:t>
+      </w:r>
+      <w:r>
+        <w:rPr>
+          <w:rFonts w:ascii="Yu Gothic" w:hAnsi="Yu Gothic" w:eastAsia="Yu Gothic"/>
+        </w:rPr>
+        <w:t>（</w:t>
+      </w:r>
+      <w:r>
+        <w:rPr>
+          <w:rFonts w:ascii="Consolas" w:hAnsi="Consolas" w:eastAsia="Consolas"/>
           <w:sz w:val="18"/>
         </w:rPr>
-        <w:t>/systems</w:t>
-      </w:r>
-      <w:r>
-        <w:rPr>
-          <w:rFonts w:ascii="Yu Gothic" w:hAnsi="Yu Gothic" w:eastAsia="Yu Gothic"/>
-          <w:color w:val="1F3763"/>
-        </w:rPr>
-        <w:t>）</w:t>
+        <w:t>/user-guide</w:t>
+      </w:r>
+      <w:r>
+        <w:rPr>
+          <w:rFonts w:ascii="Yu Gothic" w:hAnsi="Yu Gothic" w:eastAsia="Yu Gothic"/>
+        </w:rPr>
+        <w:t>）: 画面上で読める操作ガイド</w:t>
       </w:r>
     </w:p>
     <w:p>
@@ -3711,21 +3858,28 @@
       <w:r>
         <w:rPr>
           <w:rFonts w:ascii="Yu Gothic" w:hAnsi="Yu Gothic" w:eastAsia="Yu Gothic"/>
-        </w:rPr>
-        <w:t>見出し「</w:t>
-      </w:r>
-      <w:r>
-        <w:rPr>
-          <w:rFonts w:ascii="Yu Gothic" w:hAnsi="Yu Gothic" w:eastAsia="Yu Gothic"/>
           <w:b/>
         </w:rPr>
-        <w:t>どのシステムを使いますか？</w:t>
-      </w:r>
-      <w:r>
-        <w:rPr>
-          <w:rFonts w:ascii="Yu Gothic" w:hAnsi="Yu Gothic" w:eastAsia="Yu Gothic"/>
-        </w:rPr>
-        <w:t>」が表示される。3枚のカードが並ぶ</w:t>
+        <w:t>フィードバック</w:t>
+      </w:r>
+      <w:r>
+        <w:rPr>
+          <w:rFonts w:ascii="Yu Gothic" w:hAnsi="Yu Gothic" w:eastAsia="Yu Gothic"/>
+        </w:rPr>
+        <w:t>（画面ID: SC-14、</w:t>
+      </w:r>
+      <w:r>
+        <w:rPr>
+          <w:rFonts w:ascii="Consolas" w:hAnsi="Consolas" w:eastAsia="Consolas"/>
+          <w:sz w:val="18"/>
+        </w:rPr>
+        <w:t>/feedback</w:t>
+      </w:r>
+      <w:r>
+        <w:rPr>
+          <w:rFonts w:ascii="Yu Gothic" w:hAnsi="Yu Gothic" w:eastAsia="Yu Gothic"/>
+        </w:rPr>
+        <w:t>）: 不具合・要望の送信。種類（不具合／要望／その他）と内容を書いて「送信」。送信者と直前の画面は自動で添えられる</w:t>
       </w:r>
     </w:p>
     <w:p>
@@ -3737,125 +3891,41 @@
           <w:rFonts w:ascii="Yu Gothic" w:hAnsi="Yu Gothic" w:eastAsia="Yu Gothic"/>
           <w:b/>
         </w:rPr>
-        <w:t>System 01「ドキュメント作成」</w:t>
-      </w:r>
-      <w:r>
-        <w:rPr>
-          <w:rFonts w:ascii="Yu Gothic" w:hAnsi="Yu Gothic" w:eastAsia="Yu Gothic"/>
-        </w:rPr>
-        <w:t>: 「URLを渡すと、画面仕様書・遷移図・項目定義を生成します。認証・対象範囲・前回差分にも対応。」カード末尾の「</w:t>
-      </w:r>
-      <w:r>
-        <w:rPr>
-          <w:rFonts w:ascii="Yu Gothic" w:hAnsi="Yu Gothic" w:eastAsia="Yu Gothic"/>
-          <w:b/>
-        </w:rPr>
-        <w:t>ドキュメント作成を開く →</w:t>
-      </w:r>
-      <w:r>
-        <w:rPr>
-          <w:rFonts w:ascii="Yu Gothic" w:hAnsi="Yu Gothic" w:eastAsia="Yu Gothic"/>
-        </w:rPr>
-        <w:t>」を押すとダッシュボードへ進む（5章）</w:t>
+        <w:t>ログアウト</w:t>
       </w:r>
     </w:p>
     <w:p>
-      <w:pPr>
-        <w:pStyle w:val="ListNumber"/>
-      </w:pPr>
-      <w:r>
-        <w:rPr>
-          <w:rFonts w:ascii="Yu Gothic" w:hAnsi="Yu Gothic" w:eastAsia="Yu Gothic"/>
-          <w:b/>
-        </w:rPr>
-        <w:t>System 02「AutoRun」</w:t>
-      </w:r>
-      <w:r>
-        <w:rPr>
-          <w:rFonts w:ascii="Yu Gothic" w:hAnsi="Yu Gothic" w:eastAsia="Yu Gothic"/>
-        </w:rPr>
-        <w:t>（「独立システム」バッジ付き）: 「ベテランQAとして、受領から実行完了レポートの納品まで。」カード末尾の「</w:t>
-      </w:r>
-      <w:r>
-        <w:rPr>
-          <w:rFonts w:ascii="Yu Gothic" w:hAnsi="Yu Gothic" w:eastAsia="Yu Gothic"/>
-          <w:b/>
-        </w:rPr>
-        <w:t>AutoRunを開く →</w:t>
-      </w:r>
-      <w:r>
-        <w:rPr>
-          <w:rFonts w:ascii="Yu Gothic" w:hAnsi="Yu Gothic" w:eastAsia="Yu Gothic"/>
-        </w:rPr>
-        <w:t>」を押すとAutoRun画面へ進む（6章）</w:t>
+      <w:r>
+        <w:rPr>
+          <w:rFonts w:ascii="Yu Gothic" w:hAnsi="Yu Gothic" w:eastAsia="Yu Gothic"/>
+        </w:rPr>
+        <w:t>いずれも同じ作業画面の中で切り替わります（サイドバーとトップバーは表示されたまま）。</w:t>
       </w:r>
     </w:p>
     <w:p>
       <w:pPr>
-        <w:pStyle w:val="ListNumber"/>
-      </w:pPr>
-      <w:r>
-        <w:rPr>
-          <w:rFonts w:ascii="Yu Gothic" w:hAnsi="Yu Gothic" w:eastAsia="Yu Gothic"/>
-          <w:b/>
-        </w:rPr>
-        <w:t>System 03「CLIモード」</w:t>
-      </w:r>
-      <w:r>
-        <w:rPr>
-          <w:rFonts w:ascii="Yu Gothic" w:hAnsi="Yu Gothic" w:eastAsia="Yu Gothic"/>
-        </w:rPr>
-        <w:t>（「画面なし」バッジ付き）: 「同じ機能を端末から。ブラウザを開かずに解析・AutoRun・テスト実行まで回せます。」カード末尾の「</w:t>
-      </w:r>
-      <w:r>
-        <w:rPr>
-          <w:rFonts w:ascii="Yu Gothic" w:hAnsi="Yu Gothic" w:eastAsia="Yu Gothic"/>
-          <w:b/>
-        </w:rPr>
-        <w:t>CLIの使い方を見る →</w:t>
-      </w:r>
-      <w:r>
-        <w:rPr>
-          <w:rFonts w:ascii="Yu Gothic" w:hAnsi="Yu Gothic" w:eastAsia="Yu Gothic"/>
-        </w:rPr>
-        <w:t>」を押すと案内ページ（画面ID: SC-12）へ進む</w:t>
+        <w:pStyle w:val="Heading3"/>
+      </w:pPr>
+      <w:r>
+        <w:rPr>
+          <w:rFonts w:ascii="Yu Gothic" w:hAnsi="Yu Gothic" w:eastAsia="Yu Gothic"/>
+          <w:color w:val="1F3763"/>
+        </w:rPr>
+      </w:r>
+      <w:r>
+        <w:rPr>
+          <w:rFonts w:ascii="Yu Gothic" w:hAnsi="Yu Gothic" w:eastAsia="Yu Gothic"/>
+          <w:color w:val="1F3763"/>
+        </w:rPr>
+        <w:t>4.6 ログアウト</w:t>
       </w:r>
     </w:p>
     <w:p>
-      <w:pPr>
-        <w:pStyle w:val="ListNumber"/>
-      </w:pPr>
-      <w:r>
-        <w:rPr>
-          <w:rFonts w:ascii="Yu Gothic" w:hAnsi="Yu Gothic" w:eastAsia="Yu Gothic"/>
-        </w:rPr>
-        <w:t>いつでもこの画面に戻ってシステムを切り替えられる。共通なのはログインとアカウントだけで、各システムの入口・世界観・ナビゲーションは独立している</w:t>
-      </w:r>
-    </w:p>
-    <w:p>
-      <w:pPr>
-        <w:pStyle w:val="Heading3"/>
-      </w:pPr>
-      <w:r>
-        <w:rPr>
-          <w:rFonts w:ascii="Yu Gothic" w:hAnsi="Yu Gothic" w:eastAsia="Yu Gothic"/>
-          <w:color w:val="1F3763"/>
-        </w:rPr>
-      </w:r>
-      <w:r>
-        <w:rPr>
-          <w:rFonts w:ascii="Yu Gothic" w:hAnsi="Yu Gothic" w:eastAsia="Yu Gothic"/>
-          <w:color w:val="1F3763"/>
-        </w:rPr>
-        <w:t>4.6 ログアウト</w:t>
-      </w:r>
-    </w:p>
-    <w:p>
-      <w:r>
-        <w:rPr>
-          <w:rFonts w:ascii="Yu Gothic" w:hAnsi="Yu Gothic" w:eastAsia="Yu Gothic"/>
-        </w:rPr>
-        <w:t>各画面のトップバー（または認証系画面上部）にある「</w:t>
+      <w:r>
+        <w:rPr>
+          <w:rFonts w:ascii="Yu Gothic" w:hAnsi="Yu Gothic" w:eastAsia="Yu Gothic"/>
+        </w:rPr>
+        <w:t>ユーザーメニュー（4.5）の「</w:t>
       </w:r>
       <w:r>
         <w:rPr>
@@ -3868,7 +3938,7 @@
         <w:rPr>
           <w:rFonts w:ascii="Yu Gothic" w:hAnsi="Yu Gothic" w:eastAsia="Yu Gothic"/>
         </w:rPr>
-        <w:t>」ボタンを押すと、セッションが終了しログイン画面（4.2）に戻ります。</w:t>
+        <w:t>」を押すと、セッションが終了しログイン画面（4.2）に戻ります。 認証系の画面では、画面上部にログアウトボタンがあります。</w:t>
       </w:r>
     </w:p>
     <w:p>

--- a/docs/sdlc/50_operation/WS2D-UM-001_ユーザーマニュアル.docx
+++ b/docs/sdlc/50_operation/WS2D-UM-001_ユーザーマニュアル.docx
@@ -3586,14 +3586,14 @@
         <w:rPr>
           <w:rFonts w:ascii="Yu Gothic" w:hAnsi="Yu Gothic" w:eastAsia="Yu Gothic"/>
         </w:rPr>
-        <w:t>管理者ロールを持つ利用者には、画面下部に管理画面（</w:t>
+        <w:t>管理者ロールを持つ利用者には、画面下部に「ユーザー管理」（</w:t>
       </w:r>
       <w:r>
         <w:rPr>
           <w:rFonts w:ascii="Consolas" w:hAnsi="Consolas" w:eastAsia="Consolas"/>
           <w:sz w:val="18"/>
         </w:rPr>
-        <w:t>/admin/console</w:t>
+        <w:t>/user-management</w:t>
       </w:r>
       <w:r>
         <w:rPr>
@@ -3786,7 +3786,7 @@
         <w:rPr>
           <w:rFonts w:ascii="Yu Gothic" w:hAnsi="Yu Gothic" w:eastAsia="Yu Gothic"/>
         </w:rPr>
-        <w:t>作業画面のトップバー右上にあるアイコン（アバター＋表示名）を押すと、メニューが開きます。項目は4つです。</w:t>
+        <w:t>作業画面のトップバー右上にあるアイコン（アバター＋表示名）を押すと、メニューが開きます。項目は4つ（管理者は「ユーザー管理」を加えた5つ）です。</w:t>
       </w:r>
     </w:p>
     <w:p>
@@ -3817,7 +3817,51 @@
         <w:rPr>
           <w:rFonts w:ascii="Yu Gothic" w:hAnsi="Yu Gothic" w:eastAsia="Yu Gothic"/>
         </w:rPr>
-        <w:t>）: プロフィールの確認とパスワード変更。管理者はメンバー管理とAPIトークンも操作できる</w:t>
+        <w:t>）: 自分のプロフィールの確認とパスワード変更。管理者はAPIトークンも操作できる</w:t>
+      </w:r>
+    </w:p>
+    <w:p>
+      <w:pPr>
+        <w:pStyle w:val="ListNumber"/>
+      </w:pPr>
+      <w:r>
+        <w:rPr>
+          <w:rFonts w:ascii="Yu Gothic" w:hAnsi="Yu Gothic" w:eastAsia="Yu Gothic"/>
+          <w:b/>
+        </w:rPr>
+        <w:t>ユーザー管理</w:t>
+      </w:r>
+      <w:r>
+        <w:rPr>
+          <w:rFonts w:ascii="Yu Gothic" w:hAnsi="Yu Gothic" w:eastAsia="Yu Gothic"/>
+        </w:rPr>
+        <w:t>（画面ID: SC-15、</w:t>
+      </w:r>
+      <w:r>
+        <w:rPr>
+          <w:rFonts w:ascii="Consolas" w:hAnsi="Consolas" w:eastAsia="Consolas"/>
+          <w:sz w:val="18"/>
+        </w:rPr>
+        <w:t>/user-management</w:t>
+      </w:r>
+      <w:r>
+        <w:rPr>
+          <w:rFonts w:ascii="Yu Gothic" w:hAnsi="Yu Gothic" w:eastAsia="Yu Gothic"/>
+        </w:rPr>
+        <w:t xml:space="preserve">）: </w:t>
+      </w:r>
+      <w:r>
+        <w:rPr>
+          <w:rFonts w:ascii="Yu Gothic" w:hAnsi="Yu Gothic" w:eastAsia="Yu Gothic"/>
+          <w:b/>
+        </w:rPr>
+        <w:t>管理者のみに表示される</w:t>
+      </w:r>
+      <w:r>
+        <w:rPr>
+          <w:rFonts w:ascii="Yu Gothic" w:hAnsi="Yu Gothic" w:eastAsia="Yu Gothic"/>
+        </w:rPr>
+        <w:t>。他の利用者の追加・ロール変更・パスワードリセットを行う（9.2）</w:t>
       </w:r>
     </w:p>
     <w:p>
@@ -7193,7 +7237,7 @@
           <w:rFonts w:ascii="Yu Gothic" w:hAnsi="Yu Gothic" w:eastAsia="Yu Gothic"/>
           <w:color w:val="1F3763"/>
         </w:rPr>
-        <w:t>9.1 マイページ（画面ID: SC-06、</w:t>
+        <w:t>9.1 個人設定（画面ID: SC-06、</w:t>
       </w:r>
       <w:r>
         <w:rPr>
@@ -7201,7 +7245,7 @@
           <w:color w:val="1F3763"/>
           <w:sz w:val="18"/>
         </w:rPr>
-        <w:t>/auth/account</w:t>
+        <w:t>/account</w:t>
       </w:r>
       <w:r>
         <w:rPr>
@@ -7216,7 +7260,20 @@
         <w:rPr>
           <w:rFonts w:ascii="Yu Gothic" w:hAnsi="Yu Gothic" w:eastAsia="Yu Gothic"/>
         </w:rPr>
-        <w:t>全利用者が到達できる画面ですが、管理者には追加のセクションが表示されます。</w:t>
+        <w:t>全利用者が到達できる、</w:t>
+      </w:r>
+      <w:r>
+        <w:rPr>
+          <w:rFonts w:ascii="Yu Gothic" w:hAnsi="Yu Gothic" w:eastAsia="Yu Gothic"/>
+          <w:b/>
+        </w:rPr>
+        <w:t>自分のこと</w:t>
+      </w:r>
+      <w:r>
+        <w:rPr>
+          <w:rFonts w:ascii="Yu Gothic" w:hAnsi="Yu Gothic" w:eastAsia="Yu Gothic"/>
+        </w:rPr>
+        <w:t>だけを扱う画面です。他の利用者の管理は 9.2 で行います。</w:t>
       </w:r>
     </w:p>
     <w:p>
@@ -7277,73 +7334,122 @@
           <w:rFonts w:ascii="Yu Gothic" w:hAnsi="Yu Gothic" w:eastAsia="Yu Gothic"/>
           <w:b/>
         </w:rPr>
-        <w:t>メンバー管理</w:t>
-      </w:r>
-      <w:r>
-        <w:rPr>
-          <w:rFonts w:ascii="Yu Gothic" w:hAnsi="Yu Gothic" w:eastAsia="Yu Gothic"/>
-        </w:rPr>
-        <w:t>（管理者のみ）: 名前・メール・ロール・状態・最終ログインの一覧表。各行の「</w:t>
+        <w:t>APIトークン</w:t>
+      </w:r>
+      <w:r>
+        <w:rPr>
+          <w:rFonts w:ascii="Yu Gothic" w:hAnsi="Yu Gothic" w:eastAsia="Yu Gothic"/>
+        </w:rPr>
+        <w:t>（管理者のみ）: CI/CDなどからREST API（</w:t>
+      </w:r>
+      <w:r>
+        <w:rPr>
+          <w:rFonts w:ascii="Consolas" w:hAnsi="Consolas" w:eastAsia="Consolas"/>
+          <w:sz w:val="18"/>
+        </w:rPr>
+        <w:t>/api/v1</w:t>
+      </w:r>
+      <w:r>
+        <w:rPr>
+          <w:rFonts w:ascii="Yu Gothic" w:hAnsi="Yu Gothic" w:eastAsia="Yu Gothic"/>
+        </w:rPr>
+        <w:t>）を呼び出すためのワークスペース単位トークンを発行する。トークン名を入力し「</w:t>
       </w:r>
       <w:r>
         <w:rPr>
           <w:rFonts w:ascii="Yu Gothic" w:hAnsi="Yu Gothic" w:eastAsia="Yu Gothic"/>
           <w:b/>
         </w:rPr>
-        <w:t>無効化</w:t>
-      </w:r>
-      <w:r>
-        <w:rPr>
-          <w:rFonts w:ascii="Yu Gothic" w:hAnsi="Yu Gothic" w:eastAsia="Yu Gothic"/>
-        </w:rPr>
-        <w:t>」/「</w:t>
+        <w:t>発行する</w:t>
+      </w:r>
+      <w:r>
+        <w:rPr>
+          <w:rFonts w:ascii="Yu Gothic" w:hAnsi="Yu Gothic" w:eastAsia="Yu Gothic"/>
+        </w:rPr>
+        <w:t>」を押すと、トークン文字列が一度だけ表示される。不要になったトークンは「</w:t>
       </w:r>
       <w:r>
         <w:rPr>
           <w:rFonts w:ascii="Yu Gothic" w:hAnsi="Yu Gothic" w:eastAsia="Yu Gothic"/>
           <w:b/>
         </w:rPr>
-        <w:t>有効化</w:t>
-      </w:r>
-      <w:r>
-        <w:rPr>
-          <w:rFonts w:ascii="Yu Gothic" w:hAnsi="Yu Gothic" w:eastAsia="Yu Gothic"/>
-        </w:rPr>
-        <w:t>」ボタンでアカウント状態を切り替える（無効化すると既存セッションも失効する）</w:t>
+        <w:t>失効させる</w:t>
+      </w:r>
+      <w:r>
+        <w:rPr>
+          <w:rFonts w:ascii="Yu Gothic" w:hAnsi="Yu Gothic" w:eastAsia="Yu Gothic"/>
+        </w:rPr>
+        <w:t>」で無効化する（取り消し不可）</w:t>
       </w:r>
     </w:p>
     <w:p>
       <w:pPr>
-        <w:pStyle w:val="ListBullet"/>
-      </w:pPr>
-      <w:r>
-        <w:rPr>
-          <w:rFonts w:ascii="Yu Gothic" w:hAnsi="Yu Gothic" w:eastAsia="Yu Gothic"/>
-          <w:b/>
-        </w:rPr>
-        <w:t>メンバーを追加</w:t>
-      </w:r>
-      <w:r>
-        <w:rPr>
-          <w:rFonts w:ascii="Yu Gothic" w:hAnsi="Yu Gothic" w:eastAsia="Yu Gothic"/>
-        </w:rPr>
-        <w:t>（管理者のみ）: 表示名・メールアドレス・初期パスワード（任意）・ロール（一般/管理者）を入力し「</w:t>
-      </w:r>
-      <w:r>
-        <w:rPr>
-          <w:rFonts w:ascii="Yu Gothic" w:hAnsi="Yu Gothic" w:eastAsia="Yu Gothic"/>
-          <w:b/>
-        </w:rPr>
-        <w:t>追加</w:t>
-      </w:r>
-      <w:r>
-        <w:rPr>
-          <w:rFonts w:ascii="Yu Gothic" w:hAnsi="Yu Gothic" w:eastAsia="Yu Gothic"/>
-        </w:rPr>
-        <w:t>」を押す</w:t>
+        <w:pStyle w:val="Heading3"/>
+      </w:pPr>
+      <w:r>
+        <w:rPr>
+          <w:rFonts w:ascii="Yu Gothic" w:hAnsi="Yu Gothic" w:eastAsia="Yu Gothic"/>
+          <w:color w:val="1F3763"/>
+        </w:rPr>
+      </w:r>
+      <w:r>
+        <w:rPr>
+          <w:rFonts w:ascii="Yu Gothic" w:hAnsi="Yu Gothic" w:eastAsia="Yu Gothic"/>
+          <w:color w:val="1F3763"/>
+        </w:rPr>
+        <w:t>9.2 ユーザー管理（画面ID: SC-15、</w:t>
+      </w:r>
+      <w:r>
+        <w:rPr>
+          <w:rFonts w:ascii="Yu Gothic" w:hAnsi="Yu Gothic" w:eastAsia="Yu Gothic"/>
+          <w:color w:val="1F3763"/>
+          <w:sz w:val="18"/>
+        </w:rPr>
+        <w:t>/user-management</w:t>
+      </w:r>
+      <w:r>
+        <w:rPr>
+          <w:rFonts w:ascii="Yu Gothic" w:hAnsi="Yu Gothic" w:eastAsia="Yu Gothic"/>
+          <w:color w:val="1F3763"/>
+        </w:rPr>
+        <w:t>）</w:t>
       </w:r>
     </w:p>
     <w:p>
+      <w:r>
+        <w:rPr>
+          <w:rFonts w:ascii="Yu Gothic" w:hAnsi="Yu Gothic" w:eastAsia="Yu Gothic"/>
+        </w:rPr>
+        <w:t>トップバー右上のユーザーメニュー（4.5）の「</w:t>
+      </w:r>
+      <w:r>
+        <w:rPr>
+          <w:rFonts w:ascii="Yu Gothic" w:hAnsi="Yu Gothic" w:eastAsia="Yu Gothic"/>
+          <w:b/>
+        </w:rPr>
+        <w:t>ユーザー管理</w:t>
+      </w:r>
+      <w:r>
+        <w:rPr>
+          <w:rFonts w:ascii="Yu Gothic" w:hAnsi="Yu Gothic" w:eastAsia="Yu Gothic"/>
+        </w:rPr>
+        <w:t>」から開きます。この項目は管理者にのみ表示されます。 扱う範囲は</w:t>
+      </w:r>
+      <w:r>
+        <w:rPr>
+          <w:rFonts w:ascii="Yu Gothic" w:hAnsi="Yu Gothic" w:eastAsia="Yu Gothic"/>
+          <w:b/>
+        </w:rPr>
+        <w:t>選択中のテナント</w:t>
+      </w:r>
+      <w:r>
+        <w:rPr>
+          <w:rFonts w:ascii="Yu Gothic" w:hAnsi="Yu Gothic" w:eastAsia="Yu Gothic"/>
+        </w:rPr>
+        <w:t>の中だけです（テナントをまたぐ操作は 9.3）。</w:t>
+      </w:r>
+    </w:p>
+    <w:p>
       <w:pPr>
         <w:pStyle w:val="ListBullet"/>
       </w:pPr>
@@ -7352,235 +7458,688 @@
           <w:rFonts w:ascii="Yu Gothic" w:hAnsi="Yu Gothic" w:eastAsia="Yu Gothic"/>
           <w:b/>
         </w:rPr>
-        <w:t>APIトークン</w:t>
-      </w:r>
-      <w:r>
-        <w:rPr>
-          <w:rFonts w:ascii="Yu Gothic" w:hAnsi="Yu Gothic" w:eastAsia="Yu Gothic"/>
-        </w:rPr>
-        <w:t>（管理者のみ）: CI/CDなどからREST API（</w:t>
+        <w:t>ユーザー一覧</w:t>
+      </w:r>
+      <w:r>
+        <w:rPr>
+          <w:rFonts w:ascii="Yu Gothic" w:hAnsi="Yu Gothic" w:eastAsia="Yu Gothic"/>
+        </w:rPr>
+        <w:t>: 名前・ログインID・ロール・状態・最終ログインの一覧表</w:t>
+      </w:r>
+    </w:p>
+    <w:p>
+      <w:pPr>
+        <w:pStyle w:val="ListBullet"/>
+        <w:ind w:left="720"/>
+      </w:pPr>
+      <w:r>
+        <w:rPr>
+          <w:rFonts w:ascii="Yu Gothic" w:hAnsi="Yu Gothic" w:eastAsia="Yu Gothic"/>
+          <w:b/>
+        </w:rPr>
+        <w:t>ロール変更</w:t>
+      </w:r>
+      <w:r>
+        <w:rPr>
+          <w:rFonts w:ascii="Yu Gothic" w:hAnsi="Yu Gothic" w:eastAsia="Yu Gothic"/>
+        </w:rPr>
+        <w:t>: ロール欄のセレクトで「一般」「管理者」を切り替える。確認ダイアログで「OK」を押すと即座に反映される</w:t>
+      </w:r>
+    </w:p>
+    <w:p>
+      <w:pPr>
+        <w:pStyle w:val="ListBullet"/>
+        <w:ind w:left="720"/>
+      </w:pPr>
+      <w:r>
+        <w:rPr>
+          <w:rFonts w:ascii="Yu Gothic" w:hAnsi="Yu Gothic" w:eastAsia="Yu Gothic"/>
+          <w:b/>
+        </w:rPr>
+        <w:t>有効化 / 無効化</w:t>
+      </w:r>
+      <w:r>
+        <w:rPr>
+          <w:rFonts w:ascii="Yu Gothic" w:hAnsi="Yu Gothic" w:eastAsia="Yu Gothic"/>
+        </w:rPr>
+        <w:t>: 「</w:t>
+      </w:r>
+      <w:r>
+        <w:rPr>
+          <w:rFonts w:ascii="Yu Gothic" w:hAnsi="Yu Gothic" w:eastAsia="Yu Gothic"/>
+          <w:b/>
+        </w:rPr>
+        <w:t>無効化</w:t>
+      </w:r>
+      <w:r>
+        <w:rPr>
+          <w:rFonts w:ascii="Yu Gothic" w:hAnsi="Yu Gothic" w:eastAsia="Yu Gothic"/>
+        </w:rPr>
+        <w:t>」を押すとそのアカウントでログインできなくなり、既存セッションも失効する。「</w:t>
+      </w:r>
+      <w:r>
+        <w:rPr>
+          <w:rFonts w:ascii="Yu Gothic" w:hAnsi="Yu Gothic" w:eastAsia="Yu Gothic"/>
+          <w:b/>
+        </w:rPr>
+        <w:t>有効化</w:t>
+      </w:r>
+      <w:r>
+        <w:rPr>
+          <w:rFonts w:ascii="Yu Gothic" w:hAnsi="Yu Gothic" w:eastAsia="Yu Gothic"/>
+        </w:rPr>
+        <w:t>」で戻せる</w:t>
+      </w:r>
+    </w:p>
+    <w:p>
+      <w:pPr>
+        <w:pStyle w:val="ListBullet"/>
+        <w:ind w:left="720"/>
+      </w:pPr>
+      <w:r>
+        <w:rPr>
+          <w:rFonts w:ascii="Yu Gothic" w:hAnsi="Yu Gothic" w:eastAsia="Yu Gothic"/>
+        </w:rPr>
+        <w:t>自分自身の行には操作ボタンを表示しません（自分を締め出せないようにするため）</w:t>
+      </w:r>
+    </w:p>
+    <w:p>
+      <w:pPr>
+        <w:pStyle w:val="ListBullet"/>
+        <w:ind w:left="720"/>
+      </w:pPr>
+      <w:r>
+        <w:rPr>
+          <w:rFonts w:ascii="Yu Gothic" w:hAnsi="Yu Gothic" w:eastAsia="Yu Gothic"/>
+        </w:rPr>
+        <w:t>テナントで最後の1人になった管理者は、降格も無効化もできません</w:t>
+      </w:r>
+    </w:p>
+    <w:p>
+      <w:pPr>
+        <w:pStyle w:val="ListBullet"/>
+      </w:pPr>
+      <w:r>
+        <w:rPr>
+          <w:rFonts w:ascii="Yu Gothic" w:hAnsi="Yu Gothic" w:eastAsia="Yu Gothic"/>
+          <w:b/>
+        </w:rPr>
+        <w:t>ユーザーを追加</w:t>
+      </w:r>
+      <w:r>
+        <w:rPr>
+          <w:rFonts w:ascii="Yu Gothic" w:hAnsi="Yu Gothic" w:eastAsia="Yu Gothic"/>
+        </w:rPr>
+        <w:t>: 表示名・ログインID（メールアドレス）・初期パスワード・ロール（一般/管理者）を入力し「</w:t>
+      </w:r>
+      <w:r>
+        <w:rPr>
+          <w:rFonts w:ascii="Yu Gothic" w:hAnsi="Yu Gothic" w:eastAsia="Yu Gothic"/>
+          <w:b/>
+        </w:rPr>
+        <w:t>追加</w:t>
+      </w:r>
+      <w:r>
+        <w:rPr>
+          <w:rFonts w:ascii="Yu Gothic" w:hAnsi="Yu Gothic" w:eastAsia="Yu Gothic"/>
+        </w:rPr>
+        <w:t>」を押す。初期パスワードは本人に直接伝えてください（パスワードなしのユーザーは作成できません）</w:t>
+      </w:r>
+    </w:p>
+    <w:p>
+      <w:pPr>
+        <w:pStyle w:val="ListBullet"/>
+      </w:pPr>
+      <w:r>
+        <w:rPr>
+          <w:rFonts w:ascii="Yu Gothic" w:hAnsi="Yu Gothic" w:eastAsia="Yu Gothic"/>
+          <w:b/>
+        </w:rPr>
+        <w:t>パスワードをリセット</w:t>
+      </w:r>
+      <w:r>
+        <w:rPr>
+          <w:rFonts w:ascii="Yu Gothic" w:hAnsi="Yu Gothic" w:eastAsia="Yu Gothic"/>
+        </w:rPr>
+        <w:t>: 利用者がパスワードを忘れた場合の復旧手段です</w:t>
+      </w:r>
+    </w:p>
+    <w:p>
+      <w:pPr>
+        <w:pStyle w:val="ListNumber"/>
+        <w:ind w:left="720"/>
+      </w:pPr>
+      <w:r>
+        <w:rPr>
+          <w:rFonts w:ascii="Yu Gothic" w:hAnsi="Yu Gothic" w:eastAsia="Yu Gothic"/>
+        </w:rPr>
+        <w:t>一覧の該当行にある「</w:t>
+      </w:r>
+      <w:r>
+        <w:rPr>
+          <w:rFonts w:ascii="Yu Gothic" w:hAnsi="Yu Gothic" w:eastAsia="Yu Gothic"/>
+          <w:b/>
+        </w:rPr>
+        <w:t>パスワード</w:t>
+      </w:r>
+      <w:r>
+        <w:rPr>
+          <w:rFonts w:ascii="Yu Gothic" w:hAnsi="Yu Gothic" w:eastAsia="Yu Gothic"/>
+        </w:rPr>
+        <w:t>」ボタンを押すと、下部のリセット欄に対象が入ります（「対象ユーザー」から直接選ぶこともできます）</w:t>
+      </w:r>
+    </w:p>
+    <w:p>
+      <w:pPr>
+        <w:pStyle w:val="ListNumber"/>
+        <w:ind w:left="720"/>
+      </w:pPr>
+      <w:r>
+        <w:rPr>
+          <w:rFonts w:ascii="Yu Gothic" w:hAnsi="Yu Gothic" w:eastAsia="Yu Gothic"/>
+        </w:rPr>
+        <w:t>「新しいパスワード」を入力して「</w:t>
+      </w:r>
+      <w:r>
+        <w:rPr>
+          <w:rFonts w:ascii="Yu Gothic" w:hAnsi="Yu Gothic" w:eastAsia="Yu Gothic"/>
+          <w:b/>
+        </w:rPr>
+        <w:t>リセットする</w:t>
+      </w:r>
+      <w:r>
+        <w:rPr>
+          <w:rFonts w:ascii="Yu Gothic" w:hAnsi="Yu Gothic" w:eastAsia="Yu Gothic"/>
+        </w:rPr>
+        <w:t>」を押す</w:t>
+      </w:r>
+    </w:p>
+    <w:p>
+      <w:pPr>
+        <w:pStyle w:val="ListNumber"/>
+        <w:ind w:left="720"/>
+      </w:pPr>
+      <w:r>
+        <w:rPr>
+          <w:rFonts w:ascii="Yu Gothic" w:hAnsi="Yu Gothic" w:eastAsia="Yu Gothic"/>
+        </w:rPr>
+        <w:t>リセットすると対象ユーザーの</w:t>
+      </w:r>
+      <w:r>
+        <w:rPr>
+          <w:rFonts w:ascii="Yu Gothic" w:hAnsi="Yu Gothic" w:eastAsia="Yu Gothic"/>
+          <w:b/>
+        </w:rPr>
+        <w:t>全セッションが失効</w:t>
+      </w:r>
+      <w:r>
+        <w:rPr>
+          <w:rFonts w:ascii="Yu Gothic" w:hAnsi="Yu Gothic" w:eastAsia="Yu Gothic"/>
+        </w:rPr>
+        <w:t>し、ログイン失敗によるロックも解除されます</w:t>
+      </w:r>
+    </w:p>
+    <w:p>
+      <w:pPr>
+        <w:pStyle w:val="ListNumber"/>
+        <w:ind w:left="720"/>
+      </w:pPr>
+      <w:r>
+        <w:rPr>
+          <w:rFonts w:ascii="Yu Gothic" w:hAnsi="Yu Gothic" w:eastAsia="Yu Gothic"/>
+        </w:rPr>
+        <w:t>新しいパスワードは画面には残らないため、その場で本人に直接伝えてください</w:t>
+      </w:r>
+    </w:p>
+    <w:p>
+      <w:r>
+        <w:rPr>
+          <w:rFonts w:ascii="Yu Gothic" w:hAnsi="Yu Gothic" w:eastAsia="Yu Gothic"/>
+        </w:rPr>
+        <w:t>現在のパスワードの入力は不要ですが、操作できるのは</w:t>
+      </w:r>
+      <w:r>
+        <w:rPr>
+          <w:rFonts w:ascii="Yu Gothic" w:hAnsi="Yu Gothic" w:eastAsia="Yu Gothic"/>
+          <w:b/>
+        </w:rPr>
+        <w:t>同じテナントに所属する利用者</w:t>
+      </w:r>
+      <w:r>
+        <w:rPr>
+          <w:rFonts w:ascii="Yu Gothic" w:hAnsi="Yu Gothic" w:eastAsia="Yu Gothic"/>
+        </w:rPr>
+        <w:t>に限られます。 誰がいつ誰のパスワードをリセットしたかは監査ログに記録されます（パスワードそのものは記録されません）。</w:t>
+      </w:r>
+    </w:p>
+    <w:p>
+      <w:pPr>
+        <w:pStyle w:val="Heading3"/>
+      </w:pPr>
+      <w:r>
+        <w:rPr>
+          <w:rFonts w:ascii="Yu Gothic" w:hAnsi="Yu Gothic" w:eastAsia="Yu Gothic"/>
+          <w:color w:val="1F3763"/>
+        </w:rPr>
+      </w:r>
+      <w:r>
+        <w:rPr>
+          <w:rFonts w:ascii="Yu Gothic" w:hAnsi="Yu Gothic" w:eastAsia="Yu Gothic"/>
+          <w:color w:val="1F3763"/>
+        </w:rPr>
+        <w:t>9.3 管理者コンソール（画面ID: SC-08、</w:t>
+      </w:r>
+      <w:r>
+        <w:rPr>
+          <w:rFonts w:ascii="Yu Gothic" w:hAnsi="Yu Gothic" w:eastAsia="Yu Gothic"/>
+          <w:color w:val="1F3763"/>
+          <w:sz w:val="18"/>
+        </w:rPr>
+        <w:t>/admin/console</w:t>
+      </w:r>
+      <w:r>
+        <w:rPr>
+          <w:rFonts w:ascii="Yu Gothic" w:hAnsi="Yu Gothic" w:eastAsia="Yu Gothic"/>
+          <w:color w:val="1F3763"/>
+        </w:rPr>
+        <w:t>）</w:t>
+      </w:r>
+    </w:p>
+    <w:p>
+      <w:r>
+        <w:rPr>
+          <w:rFonts w:ascii="Yu Gothic" w:hAnsi="Yu Gothic" w:eastAsia="Yu Gothic"/>
+        </w:rPr>
+        <w:t>管理者専用の画面です（管理者以外がアクセスするとシステム選択画面へリダイレクトされます）。</w:t>
+      </w:r>
+    </w:p>
+    <w:p>
+      <w:pPr>
+        <w:pStyle w:val="ListBullet"/>
+      </w:pPr>
+      <w:r>
+        <w:rPr>
+          <w:rFonts w:ascii="Yu Gothic" w:hAnsi="Yu Gothic" w:eastAsia="Yu Gothic"/>
+          <w:b/>
+        </w:rPr>
+        <w:t>テナント管理</w:t>
+      </w:r>
+      <w:r>
+        <w:rPr>
+          <w:rFonts w:ascii="Yu Gothic" w:hAnsi="Yu Gothic" w:eastAsia="Yu Gothic"/>
+        </w:rPr>
+        <w:t>: 「テナント名」「slug（省略時は名前から自動生成）」を入力し「</w:t>
+      </w:r>
+      <w:r>
+        <w:rPr>
+          <w:rFonts w:ascii="Yu Gothic" w:hAnsi="Yu Gothic" w:eastAsia="Yu Gothic"/>
+          <w:b/>
+        </w:rPr>
+        <w:t>作成</w:t>
+      </w:r>
+      <w:r>
+        <w:rPr>
+          <w:rFonts w:ascii="Yu Gothic" w:hAnsi="Yu Gothic" w:eastAsia="Yu Gothic"/>
+        </w:rPr>
+        <w:t>」を押す。一覧表でテナントごとのメンバー数・作成日を確認できる</w:t>
+      </w:r>
+    </w:p>
+    <w:p>
+      <w:pPr>
+        <w:pStyle w:val="ListBullet"/>
+      </w:pPr>
+      <w:r>
+        <w:rPr>
+          <w:rFonts w:ascii="Yu Gothic" w:hAnsi="Yu Gothic" w:eastAsia="Yu Gothic"/>
+          <w:b/>
+        </w:rPr>
+        <w:t>ユーザー管理</w:t>
+      </w:r>
+      <w:r>
+        <w:rPr>
+          <w:rFonts w:ascii="Yu Gothic" w:hAnsi="Yu Gothic" w:eastAsia="Yu Gothic"/>
+        </w:rPr>
+        <w:t>: 「表示名」「メールアドレス/ログインID」「所属テナント」「ロール（一般/管理者）」「パスワード（任意。空欄ならパスワードなしユーザーとして作成）」を入力し「</w:t>
+      </w:r>
+      <w:r>
+        <w:rPr>
+          <w:rFonts w:ascii="Yu Gothic" w:hAnsi="Yu Gothic" w:eastAsia="Yu Gothic"/>
+          <w:b/>
+        </w:rPr>
+        <w:t>作成</w:t>
+      </w:r>
+      <w:r>
+        <w:rPr>
+          <w:rFonts w:ascii="Yu Gothic" w:hAnsi="Yu Gothic" w:eastAsia="Yu Gothic"/>
+        </w:rPr>
+        <w:t>」を押す</w:t>
+      </w:r>
+    </w:p>
+    <w:p>
+      <w:pPr>
+        <w:pStyle w:val="ListBullet"/>
+      </w:pPr>
+      <w:r>
+        <w:rPr>
+          <w:rFonts w:ascii="Yu Gothic" w:hAnsi="Yu Gothic" w:eastAsia="Yu Gothic"/>
+          <w:b/>
+        </w:rPr>
+        <w:t>所属編集</w:t>
+      </w:r>
+      <w:r>
+        <w:rPr>
+          <w:rFonts w:ascii="Yu Gothic" w:hAnsi="Yu Gothic" w:eastAsia="Yu Gothic"/>
+        </w:rPr>
+        <w:t>: ユーザー一覧から対象を選ぶと所属編集ダイアログが開き、複数テナントへの所属・ロールをまとめて保存できる</w:t>
+      </w:r>
+    </w:p>
+    <w:p>
+      <w:pPr>
+        <w:pStyle w:val="Heading3"/>
+      </w:pPr>
+      <w:r>
+        <w:rPr>
+          <w:rFonts w:ascii="Yu Gothic" w:hAnsi="Yu Gothic" w:eastAsia="Yu Gothic"/>
+          <w:color w:val="1F3763"/>
+        </w:rPr>
+      </w:r>
+      <w:r>
+        <w:rPr>
+          <w:rFonts w:ascii="Yu Gothic" w:hAnsi="Yu Gothic" w:eastAsia="Yu Gothic"/>
+          <w:color w:val="1F3763"/>
+        </w:rPr>
+        <w:t>9.4 ロールと権限の考え方</w:t>
+      </w:r>
+    </w:p>
+    <w:p>
+      <w:r>
+        <w:rPr>
+          <w:rFonts w:ascii="Yu Gothic" w:hAnsi="Yu Gothic" w:eastAsia="Yu Gothic"/>
+        </w:rPr>
+        <w:t>ロールは「一般」「管理者」の2種類で、</w:t>
+      </w:r>
+      <w:r>
+        <w:rPr>
+          <w:rFonts w:ascii="Yu Gothic" w:hAnsi="Yu Gothic" w:eastAsia="Yu Gothic"/>
+          <w:b/>
+        </w:rPr>
+        <w:t>テナントごとに</w:t>
+      </w:r>
+      <w:r>
+        <w:rPr>
+          <w:rFonts w:ascii="Yu Gothic" w:hAnsi="Yu Gothic" w:eastAsia="Yu Gothic"/>
+        </w:rPr>
+        <w:t>設定されます（同じ利用者でもワークスペースによってロールが異なる場合があります）。管理者ロールは、ユーザー管理（9.2）・管理者コンソール（9.3）・APIトークン発行の操作権限を持ちます。</w:t>
+      </w:r>
+    </w:p>
+    <w:p>
+      <w:r>
+        <w:t>────────────────────────────────────────</w:t>
+      </w:r>
+    </w:p>
+    <w:p>
+      <w:pPr>
+        <w:pStyle w:val="Heading2"/>
+      </w:pPr>
+      <w:r>
+        <w:rPr>
+          <w:rFonts w:ascii="Yu Gothic" w:hAnsi="Yu Gothic" w:eastAsia="Yu Gothic"/>
+          <w:color w:val="1F3763"/>
+        </w:rPr>
+      </w:r>
+      <w:r>
+        <w:rPr>
+          <w:rFonts w:ascii="Yu Gothic" w:hAnsi="Yu Gothic" w:eastAsia="Yu Gothic"/>
+          <w:color w:val="1F3763"/>
+        </w:rPr>
+        <w:t>10. よくある質問（FAQ）</w:t>
+      </w:r>
+    </w:p>
+    <w:p>
+      <w:r>
+        <w:rPr>
+          <w:rFonts w:ascii="Yu Gothic" w:hAnsi="Yu Gothic" w:eastAsia="Yu Gothic"/>
+          <w:b/>
+        </w:rPr>
+        <w:t>Q1. プログラミングの知識は必要ですか？</w:t>
+      </w:r>
+      <w:r>
+        <w:rPr>
+          <w:rFonts w:ascii="Yu Gothic" w:hAnsi="Yu Gothic" w:eastAsia="Yu Gothic"/>
+        </w:rPr>
+        <w:t xml:space="preserve"> 不要です。画面の指示に沿ってURLを入力し、ボタンを押すだけで操作できます。ただしCLIモード（System 03）を使う場合はコマンドライン操作の知識が必要です。</w:t>
+      </w:r>
+    </w:p>
+    <w:p>
+      <w:r>
+        <w:rPr>
+          <w:rFonts w:ascii="Yu Gothic" w:hAnsi="Yu Gothic" w:eastAsia="Yu Gothic"/>
+          <w:b/>
+        </w:rPr>
+        <w:t>Q2. モバイル（スマートフォン・タブレット）でも使えますか？</w:t>
+      </w:r>
+      <w:r>
+        <w:rPr>
+          <w:rFonts w:ascii="Yu Gothic" w:hAnsi="Yu Gothic" w:eastAsia="Yu Gothic"/>
+        </w:rPr>
+        <w:t xml:space="preserve"> 使えません。本製品はPC専用として設計されており、モバイル・タブレット向けの表示や操作には対応していません。</w:t>
+      </w:r>
+    </w:p>
+    <w:p>
+      <w:r>
+        <w:rPr>
+          <w:rFonts w:ascii="Yu Gothic" w:hAnsi="Yu Gothic" w:eastAsia="Yu Gothic"/>
+          <w:b/>
+        </w:rPr>
+        <w:t>Q3. ログインが必要な対象サイトも解析できますか？</w:t>
+      </w:r>
+      <w:r>
+        <w:rPr>
+          <w:rFonts w:ascii="Yu Gothic" w:hAnsi="Yu Gothic" w:eastAsia="Yu Gothic"/>
+        </w:rPr>
+        <w:t xml:space="preserve"> はい。「画面分析」実行後、認証が必要な画面は「要ログイン」バッジ付きで画面リスト下部にグループ表示されます。専用フォームにID/PASSWORDを入力して「ログイン」を押してください。これは解析対象サイトへのログインであり、WebSpec2Doc自体への利用者ログインとは別物です。</w:t>
+      </w:r>
+    </w:p>
+    <w:p>
+      <w:r>
+        <w:rPr>
+          <w:rFonts w:ascii="Yu Gothic" w:hAnsi="Yu Gothic" w:eastAsia="Yu Gothic"/>
+          <w:b/>
+        </w:rPr>
+        <w:t>Q4. 対象サイトに入力したID/PASSWORDは保存されますか？</w:t>
+      </w:r>
+      <w:r>
+        <w:rPr>
+          <w:rFonts w:ascii="Yu Gothic" w:hAnsi="Yu Gothic" w:eastAsia="Yu Gothic"/>
+        </w:rPr>
+        <w:t xml:space="preserve"> パスワードはセッション確立後に即破棄され、保存されません。保存されるのはログイン後のセッション状態（</w:t>
       </w:r>
       <w:r>
         <w:rPr>
           <w:rFonts w:ascii="Consolas" w:hAnsi="Consolas" w:eastAsia="Consolas"/>
           <w:sz w:val="18"/>
         </w:rPr>
-        <w:t>/api/v1</w:t>
-      </w:r>
-      <w:r>
-        <w:rPr>
-          <w:rFonts w:ascii="Yu Gothic" w:hAnsi="Yu Gothic" w:eastAsia="Yu Gothic"/>
-        </w:rPr>
-        <w:t>）を呼び出すためのワークスペース単位トークンを発行する。トークン名を入力し「</w:t>
-      </w:r>
-      <w:r>
-        <w:rPr>
-          <w:rFonts w:ascii="Yu Gothic" w:hAnsi="Yu Gothic" w:eastAsia="Yu Gothic"/>
-          <w:b/>
-        </w:rPr>
-        <w:t>発行する</w:t>
-      </w:r>
-      <w:r>
-        <w:rPr>
-          <w:rFonts w:ascii="Yu Gothic" w:hAnsi="Yu Gothic" w:eastAsia="Yu Gothic"/>
-        </w:rPr>
-        <w:t>」を押すと、トークン文字列が一度だけ表示される。不要になったトークンは「</w:t>
-      </w:r>
-      <w:r>
-        <w:rPr>
-          <w:rFonts w:ascii="Yu Gothic" w:hAnsi="Yu Gothic" w:eastAsia="Yu Gothic"/>
-          <w:b/>
-        </w:rPr>
-        <w:t>失効させる</w:t>
-      </w:r>
-      <w:r>
-        <w:rPr>
-          <w:rFonts w:ascii="Yu Gothic" w:hAnsi="Yu Gothic" w:eastAsia="Yu Gothic"/>
-        </w:rPr>
-        <w:t>」で無効化する（取り消し不可）</w:t>
+        <w:t>auth.json</w:t>
+      </w:r>
+      <w:r>
+        <w:rPr>
+          <w:rFonts w:ascii="Yu Gothic" w:hAnsi="Yu Gothic" w:eastAsia="Yu Gothic"/>
+        </w:rPr>
+        <w:t>）のみです。</w:t>
       </w:r>
     </w:p>
     <w:p>
-      <w:pPr>
-        <w:pStyle w:val="Heading3"/>
-      </w:pPr>
-      <w:r>
-        <w:rPr>
-          <w:rFonts w:ascii="Yu Gothic" w:hAnsi="Yu Gothic" w:eastAsia="Yu Gothic"/>
-          <w:color w:val="1F3763"/>
-        </w:rPr>
-      </w:r>
-      <w:r>
-        <w:rPr>
-          <w:rFonts w:ascii="Yu Gothic" w:hAnsi="Yu Gothic" w:eastAsia="Yu Gothic"/>
-          <w:color w:val="1F3763"/>
-        </w:rPr>
-        <w:t>9.2 管理者コンソール（画面ID: SC-08、</w:t>
-      </w:r>
-      <w:r>
-        <w:rPr>
-          <w:rFonts w:ascii="Yu Gothic" w:hAnsi="Yu Gothic" w:eastAsia="Yu Gothic"/>
-          <w:color w:val="1F3763"/>
-          <w:sz w:val="18"/>
-        </w:rPr>
-        <w:t>/admin/console</w:t>
-      </w:r>
-      <w:r>
-        <w:rPr>
-          <w:rFonts w:ascii="Yu Gothic" w:hAnsi="Yu Gothic" w:eastAsia="Yu Gothic"/>
-          <w:color w:val="1F3763"/>
-        </w:rPr>
-        <w:t>）</w:t>
+      <w:r>
+        <w:rPr>
+          <w:rFonts w:ascii="Yu Gothic" w:hAnsi="Yu Gothic" w:eastAsia="Yu Gothic"/>
+          <w:b/>
+        </w:rPr>
+        <w:t>Q5. テナント（ワークスペース）とは何ですか？なぜ選ぶ必要があるのですか？</w:t>
+      </w:r>
+      <w:r>
+        <w:rPr>
+          <w:rFonts w:ascii="Yu Gothic" w:hAnsi="Yu Gothic" w:eastAsia="Yu Gothic"/>
+        </w:rPr>
+        <w:t xml:space="preserve"> 成果物・実行履歴・観点セットをチームやプロジェクト単位で分離する作業単位です。同じ利用者が複数のワークスペースに所属していても、成果物が混ざりません。</w:t>
       </w:r>
     </w:p>
     <w:p>
       <w:r>
         <w:rPr>
           <w:rFonts w:ascii="Yu Gothic" w:hAnsi="Yu Gothic" w:eastAsia="Yu Gothic"/>
-        </w:rPr>
-        <w:t>管理者専用の画面です（管理者以外がアクセスするとシステム選択画面へリダイレクトされます）。</w:t>
+          <w:b/>
+        </w:rPr>
+        <w:t>Q6. テナント選択画面に何も表示されません。</w:t>
+      </w:r>
+      <w:r>
+        <w:rPr>
+          <w:rFonts w:ascii="Yu Gothic" w:hAnsi="Yu Gothic" w:eastAsia="Yu Gothic"/>
+        </w:rPr>
+        <w:t xml:space="preserve"> どのワークスペースにも所属していない状態です。画面に表示される自分のメールアドレスを管理者に伝え、管理者コンソール（9.3）からテナントに追加してもらってください。</w:t>
       </w:r>
     </w:p>
     <w:p>
-      <w:pPr>
-        <w:pStyle w:val="ListBullet"/>
-      </w:pPr>
       <w:r>
         <w:rPr>
           <w:rFonts w:ascii="Yu Gothic" w:hAnsi="Yu Gothic" w:eastAsia="Yu Gothic"/>
           <w:b/>
         </w:rPr>
-        <w:t>テナント管理</w:t>
-      </w:r>
-      <w:r>
-        <w:rPr>
-          <w:rFonts w:ascii="Yu Gothic" w:hAnsi="Yu Gothic" w:eastAsia="Yu Gothic"/>
-        </w:rPr>
-        <w:t>: 「テナント名」「slug（省略時は名前から自動生成）」を入力し「</w:t>
-      </w:r>
-      <w:r>
-        <w:rPr>
-          <w:rFonts w:ascii="Yu Gothic" w:hAnsi="Yu Gothic" w:eastAsia="Yu Gothic"/>
-          <w:b/>
-        </w:rPr>
-        <w:t>作成</w:t>
-      </w:r>
-      <w:r>
-        <w:rPr>
-          <w:rFonts w:ascii="Yu Gothic" w:hAnsi="Yu Gothic" w:eastAsia="Yu Gothic"/>
-        </w:rPr>
-        <w:t>」を押す。一覧表でテナントごとのメンバー数・作成日を確認できる</w:t>
+        <w:t>Q7. 「切り替えて使う」に他の利用者が出てくるのはなぜですか？</w:t>
+      </w:r>
+      <w:r>
+        <w:rPr>
+          <w:rFonts w:ascii="Yu Gothic" w:hAnsi="Yu Gothic" w:eastAsia="Yu Gothic"/>
+        </w:rPr>
+        <w:t xml:space="preserve"> パスワードを設定していない利用者（社内モック運用向け）は、ユーザー選択画面から切り替えて動作確認できます。パスワードを設定した利用者へは切り替えられず、ログインし直す必要があります。</w:t>
       </w:r>
     </w:p>
     <w:p>
-      <w:pPr>
-        <w:pStyle w:val="ListBullet"/>
-      </w:pPr>
       <w:r>
         <w:rPr>
           <w:rFonts w:ascii="Yu Gothic" w:hAnsi="Yu Gothic" w:eastAsia="Yu Gothic"/>
           <w:b/>
         </w:rPr>
-        <w:t>ユーザー管理</w:t>
-      </w:r>
-      <w:r>
-        <w:rPr>
-          <w:rFonts w:ascii="Yu Gothic" w:hAnsi="Yu Gothic" w:eastAsia="Yu Gothic"/>
-        </w:rPr>
-        <w:t>: 「表示名」「メールアドレス/ログインID」「所属テナント」「ロール（一般/管理者）」「パスワード（任意。空欄ならパスワードなしユーザーとして作成）」を入力し「</w:t>
-      </w:r>
-      <w:r>
-        <w:rPr>
-          <w:rFonts w:ascii="Yu Gothic" w:hAnsi="Yu Gothic" w:eastAsia="Yu Gothic"/>
-          <w:b/>
-        </w:rPr>
-        <w:t>作成</w:t>
-      </w:r>
-      <w:r>
-        <w:rPr>
-          <w:rFonts w:ascii="Yu Gothic" w:hAnsi="Yu Gothic" w:eastAsia="Yu Gothic"/>
-        </w:rPr>
-        <w:t>」を押す</w:t>
+        <w:t>Q8. 品質観点は追加料金がかかりますか？</w:t>
+      </w:r>
+      <w:r>
+        <w:rPr>
+          <w:rFonts w:ascii="Yu Gothic" w:hAnsi="Yu Gothic" w:eastAsia="Yu Gothic"/>
+        </w:rPr>
+        <w:t xml:space="preserve"> 標準のローカル生成ではかかりません。外部LLM/APIは呼び出さず、</w:t>
+      </w:r>
+      <w:r>
+        <w:rPr>
+          <w:rFonts w:ascii="Consolas" w:hAnsi="Consolas" w:eastAsia="Consolas"/>
+          <w:sz w:val="18"/>
+        </w:rPr>
+        <w:t>report.json</w:t>
+      </w:r>
+      <w:r>
+        <w:rPr>
+          <w:rFonts w:ascii="Yu Gothic" w:hAnsi="Yu Gothic" w:eastAsia="Yu Gothic"/>
+        </w:rPr>
+        <w:t>と同梱のQA観点CSVだけで生成します。</w:t>
       </w:r>
     </w:p>
     <w:p>
-      <w:pPr>
-        <w:pStyle w:val="ListBullet"/>
-      </w:pPr>
       <w:r>
         <w:rPr>
           <w:rFonts w:ascii="Yu Gothic" w:hAnsi="Yu Gothic" w:eastAsia="Yu Gothic"/>
           <w:b/>
         </w:rPr>
-        <w:t>所属編集</w:t>
-      </w:r>
-      <w:r>
-        <w:rPr>
-          <w:rFonts w:ascii="Yu Gothic" w:hAnsi="Yu Gothic" w:eastAsia="Yu Gothic"/>
-        </w:rPr>
-        <w:t>: ユーザー一覧から対象を選ぶと所属編集ダイアログが開き、複数テナントへの所属・ロールをまとめて保存できる</w:t>
+        <w:t>Q9. 品質観点画面に対象サイトが出ません。</w:t>
+      </w:r>
+      <w:r>
+        <w:rPr>
+          <w:rFonts w:ascii="Yu Gothic" w:hAnsi="Yu Gothic" w:eastAsia="Yu Gothic"/>
+        </w:rPr>
+        <w:t xml:space="preserve"> 先に「+ サイトを追加」からサイトを解析し、</w:t>
+      </w:r>
+      <w:r>
+        <w:rPr>
+          <w:rFonts w:ascii="Consolas" w:hAnsi="Consolas" w:eastAsia="Consolas"/>
+          <w:sz w:val="18"/>
+        </w:rPr>
+        <w:t>report.json</w:t>
+      </w:r>
+      <w:r>
+        <w:rPr>
+          <w:rFonts w:ascii="Yu Gothic" w:hAnsi="Yu Gothic" w:eastAsia="Yu Gothic"/>
+        </w:rPr>
+        <w:t xml:space="preserve"> を生成してください。</w:t>
       </w:r>
     </w:p>
     <w:p>
-      <w:pPr>
-        <w:pStyle w:val="Heading3"/>
-      </w:pPr>
-      <w:r>
-        <w:rPr>
-          <w:rFonts w:ascii="Yu Gothic" w:hAnsi="Yu Gothic" w:eastAsia="Yu Gothic"/>
-          <w:color w:val="1F3763"/>
-        </w:rPr>
-      </w:r>
-      <w:r>
-        <w:rPr>
-          <w:rFonts w:ascii="Yu Gothic" w:hAnsi="Yu Gothic" w:eastAsia="Yu Gothic"/>
-          <w:color w:val="1F3763"/>
-        </w:rPr>
-        <w:t>9.3 ロールと権限の考え方</w:t>
+      <w:r>
+        <w:rPr>
+          <w:rFonts w:ascii="Yu Gothic" w:hAnsi="Yu Gothic" w:eastAsia="Yu Gothic"/>
+          <w:b/>
+        </w:rPr>
+        <w:t>Q10. 文書駆動モードで文書をアップロードできません。</w:t>
+      </w:r>
+      <w:r>
+        <w:rPr>
+          <w:rFonts w:ascii="Yu Gothic" w:hAnsi="Yu Gothic" w:eastAsia="Yu Gothic"/>
+        </w:rPr>
+        <w:t xml:space="preserve"> 先に「対象URL」を入力してください。文書はサイト単位で保管するため、URLが未入力だとアップロード先が決まりません。</w:t>
       </w:r>
     </w:p>
     <w:p>
       <w:r>
         <w:rPr>
           <w:rFonts w:ascii="Yu Gothic" w:hAnsi="Yu Gothic" w:eastAsia="Yu Gothic"/>
-        </w:rPr>
-        <w:t>ロールは「一般」「管理者」の2種類で、</w:t>
-      </w:r>
-      <w:r>
-        <w:rPr>
-          <w:rFonts w:ascii="Yu Gothic" w:hAnsi="Yu Gothic" w:eastAsia="Yu Gothic"/>
           <w:b/>
         </w:rPr>
-        <w:t>テナントごとに</w:t>
-      </w:r>
-      <w:r>
-        <w:rPr>
-          <w:rFonts w:ascii="Yu Gothic" w:hAnsi="Yu Gothic" w:eastAsia="Yu Gothic"/>
-        </w:rPr>
-        <w:t>設定されます（同じ利用者でもワークスペースによってロールが異なる場合があります）。管理者ロールは、管理者コンソールとテナント内管理API（マイページのメンバー管理・APIトークン発行）の両方の操作権限を持ちます。</w:t>
+        <w:t>Q11. 文書駆動で「文書要件のうち一部が対応画面なし」と出ます。</w:t>
+      </w:r>
+      <w:r>
+        <w:rPr>
+          <w:rFonts w:ascii="Yu Gothic" w:hAnsi="Yu Gothic" w:eastAsia="Yu Gothic"/>
+        </w:rPr>
+        <w:t xml:space="preserve"> 文書に書かれていても、実際にクロールした画面の中に該当が見つからなかった要件です。ツールは推測で埋めないため、未実装・別画面・クロール未到達のいずれかを人が判断してください。</w:t>
       </w:r>
     </w:p>
     <w:p>
       <w:r>
-        <w:t>────────────────────────────────────────</w:t>
+        <w:rPr>
+          <w:rFonts w:ascii="Yu Gothic" w:hAnsi="Yu Gothic" w:eastAsia="Yu Gothic"/>
+          <w:b/>
+        </w:rPr>
+        <w:t>Q12. 「入力検証も観測する」は本番サイトで安全ですか？</w:t>
+      </w:r>
+      <w:r>
+        <w:rPr>
+          <w:rFonts w:ascii="Yu Gothic" w:hAnsi="Yu Gothic" w:eastAsia="Yu Gothic"/>
+        </w:rPr>
+        <w:t xml:space="preserve"> フォームに値を入れて検証メッセージを読むだけで、送信（submit・クリック・Enter）は一切行いません。</w:t>
       </w:r>
     </w:p>
     <w:p>
-      <w:pPr>
-        <w:pStyle w:val="Heading2"/>
-      </w:pPr>
-      <w:r>
-        <w:rPr>
-          <w:rFonts w:ascii="Yu Gothic" w:hAnsi="Yu Gothic" w:eastAsia="Yu Gothic"/>
-          <w:color w:val="1F3763"/>
-        </w:rPr>
-      </w:r>
-      <w:r>
-        <w:rPr>
-          <w:rFonts w:ascii="Yu Gothic" w:hAnsi="Yu Gothic" w:eastAsia="Yu Gothic"/>
-          <w:color w:val="1F3763"/>
-        </w:rPr>
-        <w:t>10. よくある質問（FAQ）</w:t>
+      <w:r>
+        <w:rPr>
+          <w:rFonts w:ascii="Yu Gothic" w:hAnsi="Yu Gothic" w:eastAsia="Yu Gothic"/>
+          <w:b/>
+        </w:rPr>
+        <w:t>Q13. 検収用の報告書がほしいのですが。</w:t>
+      </w:r>
+      <w:r>
+        <w:rPr>
+          <w:rFonts w:ascii="Yu Gothic" w:hAnsi="Yu Gothic" w:eastAsia="Yu Gothic"/>
+        </w:rPr>
+        <w:t xml:space="preserve"> AutoRun完了後に </w:t>
+      </w:r>
+      <w:r>
+        <w:rPr>
+          <w:rFonts w:ascii="Consolas" w:hAnsi="Consolas" w:eastAsia="Consolas"/>
+          <w:sz w:val="18"/>
+        </w:rPr>
+        <w:t>qa_process/evidence_pack.html</w:t>
+      </w:r>
+      <w:r>
+        <w:rPr>
+          <w:rFonts w:ascii="Yu Gothic" w:hAnsi="Yu Gothic" w:eastAsia="Yu Gothic"/>
+        </w:rPr>
+        <w:t xml:space="preserve"> が生成されます。ブラウザの印刷機能でPDF化できます。</w:t>
       </w:r>
     </w:p>
     <w:p>
@@ -7589,273 +8148,26 @@
           <w:rFonts w:ascii="Yu Gothic" w:hAnsi="Yu Gothic" w:eastAsia="Yu Gothic"/>
           <w:b/>
         </w:rPr>
-        <w:t>Q1. プログラミングの知識は必要ですか？</w:t>
-      </w:r>
-      <w:r>
-        <w:rPr>
-          <w:rFonts w:ascii="Yu Gothic" w:hAnsi="Yu Gothic" w:eastAsia="Yu Gothic"/>
-        </w:rPr>
-        <w:t xml:space="preserve"> 不要です。画面の指示に沿ってURLを入力し、ボタンを押すだけで操作できます。ただしCLIモード（System 03）を使う場合はコマンドライン操作の知識が必要です。</w:t>
-      </w:r>
-    </w:p>
-    <w:p>
-      <w:r>
-        <w:rPr>
-          <w:rFonts w:ascii="Yu Gothic" w:hAnsi="Yu Gothic" w:eastAsia="Yu Gothic"/>
-          <w:b/>
-        </w:rPr>
-        <w:t>Q2. モバイル（スマートフォン・タブレット）でも使えますか？</w:t>
-      </w:r>
-      <w:r>
-        <w:rPr>
-          <w:rFonts w:ascii="Yu Gothic" w:hAnsi="Yu Gothic" w:eastAsia="Yu Gothic"/>
-        </w:rPr>
-        <w:t xml:space="preserve"> 使えません。本製品はPC専用として設計されており、モバイル・タブレット向けの表示や操作には対応していません。</w:t>
-      </w:r>
-    </w:p>
-    <w:p>
-      <w:r>
-        <w:rPr>
-          <w:rFonts w:ascii="Yu Gothic" w:hAnsi="Yu Gothic" w:eastAsia="Yu Gothic"/>
-          <w:b/>
-        </w:rPr>
-        <w:t>Q3. ログインが必要な対象サイトも解析できますか？</w:t>
-      </w:r>
-      <w:r>
-        <w:rPr>
-          <w:rFonts w:ascii="Yu Gothic" w:hAnsi="Yu Gothic" w:eastAsia="Yu Gothic"/>
-        </w:rPr>
-        <w:t xml:space="preserve"> はい。「画面分析」実行後、認証が必要な画面は「要ログイン」バッジ付きで画面リスト下部にグループ表示されます。専用フォームにID/PASSWORDを入力して「ログイン」を押してください。これは解析対象サイトへのログインであり、WebSpec2Doc自体への利用者ログインとは別物です。</w:t>
-      </w:r>
-    </w:p>
-    <w:p>
-      <w:r>
-        <w:rPr>
-          <w:rFonts w:ascii="Yu Gothic" w:hAnsi="Yu Gothic" w:eastAsia="Yu Gothic"/>
-          <w:b/>
-        </w:rPr>
-        <w:t>Q4. 対象サイトに入力したID/PASSWORDは保存されますか？</w:t>
-      </w:r>
-      <w:r>
-        <w:rPr>
-          <w:rFonts w:ascii="Yu Gothic" w:hAnsi="Yu Gothic" w:eastAsia="Yu Gothic"/>
-        </w:rPr>
-        <w:t xml:space="preserve"> パスワードはセッション確立後に即破棄され、保存されません。保存されるのはログイン後のセッション状態（</w:t>
+        <w:t>Q14. APIトークンは何に使いますか？</w:t>
+      </w:r>
+      <w:r>
+        <w:rPr>
+          <w:rFonts w:ascii="Yu Gothic" w:hAnsi="Yu Gothic" w:eastAsia="Yu Gothic"/>
+        </w:rPr>
+        <w:t xml:space="preserve"> CI/CDなどからREST API（</w:t>
       </w:r>
       <w:r>
         <w:rPr>
           <w:rFonts w:ascii="Consolas" w:hAnsi="Consolas" w:eastAsia="Consolas"/>
           <w:sz w:val="18"/>
         </w:rPr>
-        <w:t>auth.json</w:t>
-      </w:r>
-      <w:r>
-        <w:rPr>
-          <w:rFonts w:ascii="Yu Gothic" w:hAnsi="Yu Gothic" w:eastAsia="Yu Gothic"/>
-        </w:rPr>
-        <w:t>）のみです。</w:t>
-      </w:r>
-    </w:p>
-    <w:p>
-      <w:r>
-        <w:rPr>
-          <w:rFonts w:ascii="Yu Gothic" w:hAnsi="Yu Gothic" w:eastAsia="Yu Gothic"/>
-          <w:b/>
-        </w:rPr>
-        <w:t>Q5. テナント（ワークスペース）とは何ですか？なぜ選ぶ必要があるのですか？</w:t>
-      </w:r>
-      <w:r>
-        <w:rPr>
-          <w:rFonts w:ascii="Yu Gothic" w:hAnsi="Yu Gothic" w:eastAsia="Yu Gothic"/>
-        </w:rPr>
-        <w:t xml:space="preserve"> 成果物・実行履歴・観点セットをチームやプロジェクト単位で分離する作業単位です。同じ利用者が複数のワークスペースに所属していても、成果物が混ざりません。</w:t>
-      </w:r>
-    </w:p>
-    <w:p>
-      <w:r>
-        <w:rPr>
-          <w:rFonts w:ascii="Yu Gothic" w:hAnsi="Yu Gothic" w:eastAsia="Yu Gothic"/>
-          <w:b/>
-        </w:rPr>
-        <w:t>Q6. テナント選択画面に何も表示されません。</w:t>
-      </w:r>
-      <w:r>
-        <w:rPr>
-          <w:rFonts w:ascii="Yu Gothic" w:hAnsi="Yu Gothic" w:eastAsia="Yu Gothic"/>
-        </w:rPr>
-        <w:t xml:space="preserve"> どのワークスペースにも所属していない状態です。画面に表示される自分のメールアドレスを管理者に伝え、管理者コンソールまたはマイページの「メンバー管理」からテナントに追加してもらってください。</w:t>
-      </w:r>
-    </w:p>
-    <w:p>
-      <w:r>
-        <w:rPr>
-          <w:rFonts w:ascii="Yu Gothic" w:hAnsi="Yu Gothic" w:eastAsia="Yu Gothic"/>
-          <w:b/>
-        </w:rPr>
-        <w:t>Q7. 「切り替えて使う」に他の利用者が出てくるのはなぜですか？</w:t>
-      </w:r>
-      <w:r>
-        <w:rPr>
-          <w:rFonts w:ascii="Yu Gothic" w:hAnsi="Yu Gothic" w:eastAsia="Yu Gothic"/>
-        </w:rPr>
-        <w:t xml:space="preserve"> パスワードを設定していない利用者（社内モック運用向け）は、ユーザー選択画面から切り替えて動作確認できます。パスワードを設定した利用者へは切り替えられず、ログインし直す必要があります。</w:t>
-      </w:r>
-    </w:p>
-    <w:p>
-      <w:r>
-        <w:rPr>
-          <w:rFonts w:ascii="Yu Gothic" w:hAnsi="Yu Gothic" w:eastAsia="Yu Gothic"/>
-          <w:b/>
-        </w:rPr>
-        <w:t>Q8. 品質観点は追加料金がかかりますか？</w:t>
-      </w:r>
-      <w:r>
-        <w:rPr>
-          <w:rFonts w:ascii="Yu Gothic" w:hAnsi="Yu Gothic" w:eastAsia="Yu Gothic"/>
-        </w:rPr>
-        <w:t xml:space="preserve"> 標準のローカル生成ではかかりません。外部LLM/APIは呼び出さず、</w:t>
-      </w:r>
-      <w:r>
-        <w:rPr>
-          <w:rFonts w:ascii="Consolas" w:hAnsi="Consolas" w:eastAsia="Consolas"/>
-          <w:sz w:val="18"/>
-        </w:rPr>
-        <w:t>report.json</w:t>
-      </w:r>
-      <w:r>
-        <w:rPr>
-          <w:rFonts w:ascii="Yu Gothic" w:hAnsi="Yu Gothic" w:eastAsia="Yu Gothic"/>
-        </w:rPr>
-        <w:t>と同梱のQA観点CSVだけで生成します。</w:t>
-      </w:r>
-    </w:p>
-    <w:p>
-      <w:r>
-        <w:rPr>
-          <w:rFonts w:ascii="Yu Gothic" w:hAnsi="Yu Gothic" w:eastAsia="Yu Gothic"/>
-          <w:b/>
-        </w:rPr>
-        <w:t>Q9. 品質観点画面に対象サイトが出ません。</w:t>
-      </w:r>
-      <w:r>
-        <w:rPr>
-          <w:rFonts w:ascii="Yu Gothic" w:hAnsi="Yu Gothic" w:eastAsia="Yu Gothic"/>
-        </w:rPr>
-        <w:t xml:space="preserve"> 先に「+ サイトを追加」からサイトを解析し、</w:t>
-      </w:r>
-      <w:r>
-        <w:rPr>
-          <w:rFonts w:ascii="Consolas" w:hAnsi="Consolas" w:eastAsia="Consolas"/>
-          <w:sz w:val="18"/>
-        </w:rPr>
-        <w:t>report.json</w:t>
-      </w:r>
-      <w:r>
-        <w:rPr>
-          <w:rFonts w:ascii="Yu Gothic" w:hAnsi="Yu Gothic" w:eastAsia="Yu Gothic"/>
-        </w:rPr>
-        <w:t xml:space="preserve"> を生成してください。</w:t>
-      </w:r>
-    </w:p>
-    <w:p>
-      <w:r>
-        <w:rPr>
-          <w:rFonts w:ascii="Yu Gothic" w:hAnsi="Yu Gothic" w:eastAsia="Yu Gothic"/>
-          <w:b/>
-        </w:rPr>
-        <w:t>Q10. 文書駆動モードで文書をアップロードできません。</w:t>
-      </w:r>
-      <w:r>
-        <w:rPr>
-          <w:rFonts w:ascii="Yu Gothic" w:hAnsi="Yu Gothic" w:eastAsia="Yu Gothic"/>
-        </w:rPr>
-        <w:t xml:space="preserve"> 先に「対象URL」を入力してください。文書はサイト単位で保管するため、URLが未入力だとアップロード先が決まりません。</w:t>
-      </w:r>
-    </w:p>
-    <w:p>
-      <w:r>
-        <w:rPr>
-          <w:rFonts w:ascii="Yu Gothic" w:hAnsi="Yu Gothic" w:eastAsia="Yu Gothic"/>
-          <w:b/>
-        </w:rPr>
-        <w:t>Q11. 文書駆動で「文書要件のうち一部が対応画面なし」と出ます。</w:t>
-      </w:r>
-      <w:r>
-        <w:rPr>
-          <w:rFonts w:ascii="Yu Gothic" w:hAnsi="Yu Gothic" w:eastAsia="Yu Gothic"/>
-        </w:rPr>
-        <w:t xml:space="preserve"> 文書に書かれていても、実際にクロールした画面の中に該当が見つからなかった要件です。ツールは推測で埋めないため、未実装・別画面・クロール未到達のいずれかを人が判断してください。</w:t>
-      </w:r>
-    </w:p>
-    <w:p>
-      <w:r>
-        <w:rPr>
-          <w:rFonts w:ascii="Yu Gothic" w:hAnsi="Yu Gothic" w:eastAsia="Yu Gothic"/>
-          <w:b/>
-        </w:rPr>
-        <w:t>Q12. 「入力検証も観測する」は本番サイトで安全ですか？</w:t>
-      </w:r>
-      <w:r>
-        <w:rPr>
-          <w:rFonts w:ascii="Yu Gothic" w:hAnsi="Yu Gothic" w:eastAsia="Yu Gothic"/>
-        </w:rPr>
-        <w:t xml:space="preserve"> フォームに値を入れて検証メッセージを読むだけで、送信（submit・クリック・Enter）は一切行いません。</w:t>
-      </w:r>
-    </w:p>
-    <w:p>
-      <w:r>
-        <w:rPr>
-          <w:rFonts w:ascii="Yu Gothic" w:hAnsi="Yu Gothic" w:eastAsia="Yu Gothic"/>
-          <w:b/>
-        </w:rPr>
-        <w:t>Q13. 検収用の報告書がほしいのですが。</w:t>
-      </w:r>
-      <w:r>
-        <w:rPr>
-          <w:rFonts w:ascii="Yu Gothic" w:hAnsi="Yu Gothic" w:eastAsia="Yu Gothic"/>
-        </w:rPr>
-        <w:t xml:space="preserve"> AutoRun完了後に </w:t>
-      </w:r>
-      <w:r>
-        <w:rPr>
-          <w:rFonts w:ascii="Consolas" w:hAnsi="Consolas" w:eastAsia="Consolas"/>
-          <w:sz w:val="18"/>
-        </w:rPr>
-        <w:t>qa_process/evidence_pack.html</w:t>
-      </w:r>
-      <w:r>
-        <w:rPr>
-          <w:rFonts w:ascii="Yu Gothic" w:hAnsi="Yu Gothic" w:eastAsia="Yu Gothic"/>
-        </w:rPr>
-        <w:t xml:space="preserve"> が生成されます。ブラウザの印刷機能でPDF化できます。</w:t>
-      </w:r>
-    </w:p>
-    <w:p>
-      <w:r>
-        <w:rPr>
-          <w:rFonts w:ascii="Yu Gothic" w:hAnsi="Yu Gothic" w:eastAsia="Yu Gothic"/>
-          <w:b/>
-        </w:rPr>
-        <w:t>Q14. APIトークンは何に使いますか？</w:t>
-      </w:r>
-      <w:r>
-        <w:rPr>
-          <w:rFonts w:ascii="Yu Gothic" w:hAnsi="Yu Gothic" w:eastAsia="Yu Gothic"/>
-        </w:rPr>
-        <w:t xml:space="preserve"> CI/CDなどからREST API（</w:t>
-      </w:r>
-      <w:r>
-        <w:rPr>
-          <w:rFonts w:ascii="Consolas" w:hAnsi="Consolas" w:eastAsia="Consolas"/>
-          <w:sz w:val="18"/>
-        </w:rPr>
         <w:t>/api/v1</w:t>
       </w:r>
       <w:r>
         <w:rPr>
           <w:rFonts w:ascii="Yu Gothic" w:hAnsi="Yu Gothic" w:eastAsia="Yu Gothic"/>
         </w:rPr>
-        <w:t>）を呼び出す際の認証に使います。マイページの「APIトークン」からAuthorization: Bearer形式のトークンを発行できます。トークン文字列は発行直後の一度しか表示されないため、必ず控えてください。</w:t>
+        <w:t>）を呼び出す際の認証に使います。個人設定（9.1）の「APIトークン」からAuthorization: Bearer形式のトークンを発行できます。トークン文字列は発行直後の一度しか表示されないため、必ず控えてください。</w:t>
       </w:r>
     </w:p>
     <w:p>
